--- a/backend-google-docs/03-express.docx
+++ b/backend-google-docs/03-express.docx
@@ -3653,7 +3653,7 @@
       </w:pPr>
       <w:r>
         <w:rPr/>
-        <w:t>🎯 From Your Resume</w:t>
+        <w:t>🟢 More Basics</w:t>
       </w:r>
     </w:p>
     <w:p>
@@ -3673,7 +3673,3476 @@
           <w:color w:val="1F3A5F"/>
           <w:sz w:val="24"/>
         </w:rPr>
-        <w:t>Q20. "How did the Blood Bank app enforce different roles?"</w:t>
+        <w:t xml:space="preserve">Q20. What is </w:t>
+      </w:r>
+      <w:r>
+        <w:rPr>
+          <w:rFonts w:ascii="Courier New" w:hAnsi="Courier New"/>
+          <w:b/>
+          <w:color w:val="1F3A5F"/>
+          <w:sz w:val="24"/>
+        </w:rPr>
+        <w:t>app.use</w:t>
+      </w:r>
+      <w:r>
+        <w:rPr>
+          <w:b/>
+          <w:color w:val="1F3A5F"/>
+          <w:sz w:val="24"/>
+        </w:rPr>
+        <w:t xml:space="preserve"> vs </w:t>
+      </w:r>
+      <w:r>
+        <w:rPr>
+          <w:rFonts w:ascii="Courier New" w:hAnsi="Courier New"/>
+          <w:b/>
+          <w:color w:val="1F3A5F"/>
+          <w:sz w:val="24"/>
+        </w:rPr>
+        <w:t>app.get</w:t>
+      </w:r>
+      <w:r>
+        <w:rPr>
+          <w:b/>
+          <w:color w:val="1F3A5F"/>
+          <w:sz w:val="24"/>
+        </w:rPr>
+        <w:t xml:space="preserve"> vs </w:t>
+      </w:r>
+      <w:r>
+        <w:rPr>
+          <w:rFonts w:ascii="Courier New" w:hAnsi="Courier New"/>
+          <w:b/>
+          <w:color w:val="1F3A5F"/>
+          <w:sz w:val="24"/>
+        </w:rPr>
+        <w:t>app.all</w:t>
+      </w:r>
+      <w:r>
+        <w:rPr>
+          <w:b/>
+          <w:color w:val="1F3A5F"/>
+          <w:sz w:val="24"/>
+        </w:rPr>
+        <w:t>?</w:t>
+      </w:r>
+      <w:r>
+        <w:rPr>
+          <w:color w:val="1F3A5F"/>
+          <w:sz w:val="24"/>
+        </w:rPr>
+      </w:r>
+    </w:p>
+    <w:p>
+      <w:r>
+        <w:rPr/>
+      </w:r>
+      <w:r>
+        <w:rPr>
+          <w:b/>
+        </w:rPr>
+        <w:t>Short answer:</w:t>
+      </w:r>
+      <w:r>
+        <w:rPr/>
+        <w:t xml:space="preserve"> </w:t>
+      </w:r>
+      <w:r>
+        <w:rPr>
+          <w:rFonts w:ascii="Courier New" w:hAnsi="Courier New"/>
+          <w:color w:val="B42318"/>
+          <w:sz w:val="20"/>
+        </w:rPr>
+        <w:t>app.use</w:t>
+      </w:r>
+      <w:r>
+        <w:rPr/>
+        <w:t xml:space="preserve"> mounts middleware for a path prefix and every method; </w:t>
+      </w:r>
+      <w:r>
+        <w:rPr>
+          <w:rFonts w:ascii="Courier New" w:hAnsi="Courier New"/>
+          <w:color w:val="B42318"/>
+          <w:sz w:val="20"/>
+        </w:rPr>
+        <w:t>app.get</w:t>
+      </w:r>
+      <w:r>
+        <w:rPr/>
+        <w:t xml:space="preserve"> handles GET on an exact route; </w:t>
+      </w:r>
+      <w:r>
+        <w:rPr>
+          <w:rFonts w:ascii="Courier New" w:hAnsi="Courier New"/>
+          <w:color w:val="B42318"/>
+          <w:sz w:val="20"/>
+        </w:rPr>
+        <w:t>app.all</w:t>
+      </w:r>
+      <w:r>
+        <w:rPr/>
+        <w:t xml:space="preserve"> handles every method on an exact route.</w:t>
+      </w:r>
+    </w:p>
+    <w:p>
+      <w:r>
+        <w:rPr/>
+      </w:r>
+      <w:r>
+        <w:rPr>
+          <w:b/>
+        </w:rPr>
+        <w:t>Explanation:</w:t>
+      </w:r>
+      <w:r>
+        <w:rPr/>
+        <w:t xml:space="preserve"> </w:t>
+      </w:r>
+      <w:r>
+        <w:rPr>
+          <w:rFonts w:ascii="Courier New" w:hAnsi="Courier New"/>
+          <w:color w:val="B42318"/>
+          <w:sz w:val="20"/>
+        </w:rPr>
+        <w:t>app.use('/api', fn)</w:t>
+      </w:r>
+      <w:r>
+        <w:rPr/>
+        <w:t xml:space="preserve"> runs for </w:t>
+      </w:r>
+      <w:r>
+        <w:rPr>
+          <w:rFonts w:ascii="Courier New" w:hAnsi="Courier New"/>
+          <w:color w:val="B42318"/>
+          <w:sz w:val="20"/>
+        </w:rPr>
+        <w:t>/api</w:t>
+      </w:r>
+      <w:r>
+        <w:rPr/>
+        <w:t xml:space="preserve">, </w:t>
+      </w:r>
+      <w:r>
+        <w:rPr>
+          <w:rFonts w:ascii="Courier New" w:hAnsi="Courier New"/>
+          <w:color w:val="B42318"/>
+          <w:sz w:val="20"/>
+        </w:rPr>
+        <w:t>/api/calls</w:t>
+      </w:r>
+      <w:r>
+        <w:rPr/>
+        <w:t xml:space="preserve"> and so on.</w:t>
+      </w:r>
+    </w:p>
+    <w:p>
+      <w:r>
+        <w:rPr/>
+      </w:r>
+      <w:r>
+        <w:rPr>
+          <w:b/>
+        </w:rPr>
+        <w:t>Example:</w:t>
+      </w:r>
+      <w:r>
+        <w:rPr/>
+        <w:t xml:space="preserve"> </w:t>
+      </w:r>
+      <w:r>
+        <w:rPr>
+          <w:rFonts w:ascii="Courier New" w:hAnsi="Courier New"/>
+          <w:color w:val="B42318"/>
+          <w:sz w:val="20"/>
+        </w:rPr>
+        <w:t>app.use('/api', authenticate)</w:t>
+      </w:r>
+      <w:r>
+        <w:rPr/>
+        <w:t xml:space="preserve"> protects every API route.</w:t>
+      </w:r>
+    </w:p>
+    <w:p>
+      <w:r>
+        <w:rPr/>
+      </w:r>
+      <w:r>
+        <w:rPr>
+          <w:b/>
+        </w:rPr>
+        <w:t>Say it like this:</w:t>
+      </w:r>
+      <w:r>
+        <w:rPr/>
+        <w:t xml:space="preserve"> "use is for middleware on a prefix, get/post are for exact routes."</w:t>
+      </w:r>
+    </w:p>
+    <w:p>
+      <w:pPr>
+        <w:pBdr>
+          <w:bottom w:val="single" w:sz="6" w:space="1" w:color="BFC7D5"/>
+        </w:pBdr>
+      </w:pPr>
+    </w:p>
+    <w:p>
+      <w:pPr>
+        <w:keepNext/>
+        <w:spacing w:before="200"/>
+      </w:pPr>
+      <w:r>
+        <w:rPr>
+          <w:color w:val="1F3A5F"/>
+          <w:sz w:val="24"/>
+        </w:rPr>
+      </w:r>
+      <w:r>
+        <w:rPr>
+          <w:b/>
+          <w:color w:val="1F3A5F"/>
+          <w:sz w:val="24"/>
+        </w:rPr>
+        <w:t>Q21. How do you serve static files in Express?</w:t>
+      </w:r>
+      <w:r>
+        <w:rPr>
+          <w:color w:val="1F3A5F"/>
+          <w:sz w:val="24"/>
+        </w:rPr>
+      </w:r>
+    </w:p>
+    <w:p>
+      <w:r>
+        <w:rPr/>
+      </w:r>
+      <w:r>
+        <w:rPr>
+          <w:b/>
+        </w:rPr>
+        <w:t>Short answer:</w:t>
+      </w:r>
+      <w:r>
+        <w:rPr/>
+        <w:t xml:space="preserve"> </w:t>
+      </w:r>
+      <w:r>
+        <w:rPr>
+          <w:rFonts w:ascii="Courier New" w:hAnsi="Courier New"/>
+          <w:color w:val="B42318"/>
+          <w:sz w:val="20"/>
+        </w:rPr>
+        <w:t>express.static('public')</w:t>
+      </w:r>
+      <w:r>
+        <w:rPr/>
+        <w:t>, ideally behind a CDN, with cache headers for hashed assets.</w:t>
+      </w:r>
+    </w:p>
+    <w:p>
+      <w:r>
+        <w:rPr/>
+      </w:r>
+      <w:r>
+        <w:rPr>
+          <w:b/>
+        </w:rPr>
+        <w:t>Explanation:</w:t>
+      </w:r>
+      <w:r>
+        <w:rPr/>
+        <w:t xml:space="preserve"> In production, static assets usually live on S3 and CloudFront, not the API.</w:t>
+      </w:r>
+    </w:p>
+    <w:p>
+      <w:r>
+        <w:rPr/>
+      </w:r>
+      <w:r>
+        <w:rPr>
+          <w:b/>
+        </w:rPr>
+        <w:t>Example:</w:t>
+      </w:r>
+      <w:r>
+        <w:rPr/>
+        <w:t xml:space="preserve"> </w:t>
+      </w:r>
+      <w:r>
+        <w:rPr>
+          <w:rFonts w:ascii="Courier New" w:hAnsi="Courier New"/>
+          <w:color w:val="B42318"/>
+          <w:sz w:val="20"/>
+        </w:rPr>
+        <w:t>app.use('/assets', express.static('dist/assets', { immutable: true, maxAge: '1y' }))</w:t>
+      </w:r>
+      <w:r>
+        <w:rPr/>
+        <w:t>.</w:t>
+      </w:r>
+    </w:p>
+    <w:p>
+      <w:r>
+        <w:rPr/>
+      </w:r>
+      <w:r>
+        <w:rPr>
+          <w:b/>
+        </w:rPr>
+        <w:t>Say it like this:</w:t>
+      </w:r>
+      <w:r>
+        <w:rPr/>
+        <w:t xml:space="preserve"> "Express can serve static files, but in production I put them on a CDN and keep the API for data."</w:t>
+      </w:r>
+    </w:p>
+    <w:p>
+      <w:pPr>
+        <w:pBdr>
+          <w:bottom w:val="single" w:sz="6" w:space="1" w:color="BFC7D5"/>
+        </w:pBdr>
+      </w:pPr>
+    </w:p>
+    <w:p>
+      <w:pPr>
+        <w:keepNext/>
+        <w:spacing w:before="200"/>
+      </w:pPr>
+      <w:r>
+        <w:rPr>
+          <w:color w:val="1F3A5F"/>
+          <w:sz w:val="24"/>
+        </w:rPr>
+      </w:r>
+      <w:r>
+        <w:rPr>
+          <w:b/>
+          <w:color w:val="1F3A5F"/>
+          <w:sz w:val="24"/>
+        </w:rPr>
+        <w:t xml:space="preserve">Q22. What does </w:t>
+      </w:r>
+      <w:r>
+        <w:rPr>
+          <w:rFonts w:ascii="Courier New" w:hAnsi="Courier New"/>
+          <w:b/>
+          <w:color w:val="1F3A5F"/>
+          <w:sz w:val="24"/>
+        </w:rPr>
+        <w:t>res.send</w:t>
+      </w:r>
+      <w:r>
+        <w:rPr>
+          <w:b/>
+          <w:color w:val="1F3A5F"/>
+          <w:sz w:val="24"/>
+        </w:rPr>
+        <w:t xml:space="preserve"> vs </w:t>
+      </w:r>
+      <w:r>
+        <w:rPr>
+          <w:rFonts w:ascii="Courier New" w:hAnsi="Courier New"/>
+          <w:b/>
+          <w:color w:val="1F3A5F"/>
+          <w:sz w:val="24"/>
+        </w:rPr>
+        <w:t>res.json</w:t>
+      </w:r>
+      <w:r>
+        <w:rPr>
+          <w:b/>
+          <w:color w:val="1F3A5F"/>
+          <w:sz w:val="24"/>
+        </w:rPr>
+        <w:t xml:space="preserve"> vs </w:t>
+      </w:r>
+      <w:r>
+        <w:rPr>
+          <w:rFonts w:ascii="Courier New" w:hAnsi="Courier New"/>
+          <w:b/>
+          <w:color w:val="1F3A5F"/>
+          <w:sz w:val="24"/>
+        </w:rPr>
+        <w:t>res.end</w:t>
+      </w:r>
+      <w:r>
+        <w:rPr>
+          <w:b/>
+          <w:color w:val="1F3A5F"/>
+          <w:sz w:val="24"/>
+        </w:rPr>
+        <w:t xml:space="preserve"> do?</w:t>
+      </w:r>
+      <w:r>
+        <w:rPr>
+          <w:color w:val="1F3A5F"/>
+          <w:sz w:val="24"/>
+        </w:rPr>
+      </w:r>
+    </w:p>
+    <w:p>
+      <w:r>
+        <w:rPr/>
+      </w:r>
+      <w:r>
+        <w:rPr>
+          <w:b/>
+        </w:rPr>
+        <w:t>Short answer:</w:t>
+      </w:r>
+      <w:r>
+        <w:rPr/>
+        <w:t xml:space="preserve"> </w:t>
+      </w:r>
+      <w:r>
+        <w:rPr>
+          <w:rFonts w:ascii="Courier New" w:hAnsi="Courier New"/>
+          <w:color w:val="B42318"/>
+          <w:sz w:val="20"/>
+        </w:rPr>
+        <w:t>send</w:t>
+      </w:r>
+      <w:r>
+        <w:rPr/>
+        <w:t xml:space="preserve"> sends a body with an inferred content type, </w:t>
+      </w:r>
+      <w:r>
+        <w:rPr>
+          <w:rFonts w:ascii="Courier New" w:hAnsi="Courier New"/>
+          <w:color w:val="B42318"/>
+          <w:sz w:val="20"/>
+        </w:rPr>
+        <w:t>json</w:t>
+      </w:r>
+      <w:r>
+        <w:rPr/>
+        <w:t xml:space="preserve"> serialises an object with </w:t>
+      </w:r>
+      <w:r>
+        <w:rPr>
+          <w:rFonts w:ascii="Courier New" w:hAnsi="Courier New"/>
+          <w:color w:val="B42318"/>
+          <w:sz w:val="20"/>
+        </w:rPr>
+        <w:t>application/json</w:t>
+      </w:r>
+      <w:r>
+        <w:rPr/>
+        <w:t xml:space="preserve">, </w:t>
+      </w:r>
+      <w:r>
+        <w:rPr>
+          <w:rFonts w:ascii="Courier New" w:hAnsi="Courier New"/>
+          <w:color w:val="B42318"/>
+          <w:sz w:val="20"/>
+        </w:rPr>
+        <w:t>end</w:t>
+      </w:r>
+      <w:r>
+        <w:rPr/>
+        <w:t xml:space="preserve"> ends the response with no body.</w:t>
+      </w:r>
+    </w:p>
+    <w:p>
+      <w:r>
+        <w:rPr/>
+      </w:r>
+      <w:r>
+        <w:rPr>
+          <w:b/>
+        </w:rPr>
+        <w:t>Explanation:</w:t>
+      </w:r>
+      <w:r>
+        <w:rPr/>
+        <w:t xml:space="preserve"> Use </w:t>
+      </w:r>
+      <w:r>
+        <w:rPr>
+          <w:rFonts w:ascii="Courier New" w:hAnsi="Courier New"/>
+          <w:color w:val="B42318"/>
+          <w:sz w:val="20"/>
+        </w:rPr>
+        <w:t>res.status(204).end()</w:t>
+      </w:r>
+      <w:r>
+        <w:rPr/>
+        <w:t xml:space="preserve"> for empty responses.</w:t>
+      </w:r>
+    </w:p>
+    <w:p>
+      <w:r>
+        <w:rPr/>
+      </w:r>
+      <w:r>
+        <w:rPr>
+          <w:b/>
+        </w:rPr>
+        <w:t>Example:</w:t>
+      </w:r>
+      <w:r>
+        <w:rPr/>
+        <w:t xml:space="preserve"> </w:t>
+      </w:r>
+      <w:r>
+        <w:rPr>
+          <w:rFonts w:ascii="Courier New" w:hAnsi="Courier New"/>
+          <w:color w:val="B42318"/>
+          <w:sz w:val="20"/>
+        </w:rPr>
+        <w:t>res.json({ id })</w:t>
+      </w:r>
+      <w:r>
+        <w:rPr/>
+        <w:t xml:space="preserve"> vs </w:t>
+      </w:r>
+      <w:r>
+        <w:rPr>
+          <w:rFonts w:ascii="Courier New" w:hAnsi="Courier New"/>
+          <w:color w:val="B42318"/>
+          <w:sz w:val="20"/>
+        </w:rPr>
+        <w:t>res.status(204).end()</w:t>
+      </w:r>
+      <w:r>
+        <w:rPr/>
+        <w:t>.</w:t>
+      </w:r>
+    </w:p>
+    <w:p>
+      <w:r>
+        <w:rPr/>
+      </w:r>
+      <w:r>
+        <w:rPr>
+          <w:b/>
+        </w:rPr>
+        <w:t>Say it like this:</w:t>
+      </w:r>
+      <w:r>
+        <w:rPr/>
+        <w:t xml:space="preserve"> "json for API responses, end for empty ones, and status codes set explicitly."</w:t>
+      </w:r>
+    </w:p>
+    <w:p>
+      <w:pPr>
+        <w:pBdr>
+          <w:bottom w:val="single" w:sz="6" w:space="1" w:color="BFC7D5"/>
+        </w:pBdr>
+      </w:pPr>
+    </w:p>
+    <w:p>
+      <w:pPr>
+        <w:keepNext/>
+        <w:spacing w:before="200"/>
+      </w:pPr>
+      <w:r>
+        <w:rPr>
+          <w:color w:val="1F3A5F"/>
+          <w:sz w:val="24"/>
+        </w:rPr>
+      </w:r>
+      <w:r>
+        <w:rPr>
+          <w:b/>
+          <w:color w:val="1F3A5F"/>
+          <w:sz w:val="24"/>
+        </w:rPr>
+        <w:t>Q23. How do you read headers and cookies?</w:t>
+      </w:r>
+      <w:r>
+        <w:rPr>
+          <w:color w:val="1F3A5F"/>
+          <w:sz w:val="24"/>
+        </w:rPr>
+      </w:r>
+    </w:p>
+    <w:p>
+      <w:r>
+        <w:rPr/>
+      </w:r>
+      <w:r>
+        <w:rPr>
+          <w:b/>
+        </w:rPr>
+        <w:t>Short answer:</w:t>
+      </w:r>
+      <w:r>
+        <w:rPr/>
+        <w:t xml:space="preserve"> </w:t>
+      </w:r>
+      <w:r>
+        <w:rPr>
+          <w:rFonts w:ascii="Courier New" w:hAnsi="Courier New"/>
+          <w:color w:val="B42318"/>
+          <w:sz w:val="20"/>
+        </w:rPr>
+        <w:t>req.get('Header-Name')</w:t>
+      </w:r>
+      <w:r>
+        <w:rPr/>
+        <w:t xml:space="preserve"> for headers, </w:t>
+      </w:r>
+      <w:r>
+        <w:rPr>
+          <w:rFonts w:ascii="Courier New" w:hAnsi="Courier New"/>
+          <w:color w:val="B42318"/>
+          <w:sz w:val="20"/>
+        </w:rPr>
+        <w:t>req.cookies</w:t>
+      </w:r>
+      <w:r>
+        <w:rPr/>
+        <w:t xml:space="preserve"> after </w:t>
+      </w:r>
+      <w:r>
+        <w:rPr>
+          <w:rFonts w:ascii="Courier New" w:hAnsi="Courier New"/>
+          <w:color w:val="B42318"/>
+          <w:sz w:val="20"/>
+        </w:rPr>
+        <w:t>cookie-parser</w:t>
+      </w:r>
+      <w:r>
+        <w:rPr/>
+        <w:t xml:space="preserve">, </w:t>
+      </w:r>
+      <w:r>
+        <w:rPr>
+          <w:rFonts w:ascii="Courier New" w:hAnsi="Courier New"/>
+          <w:color w:val="B42318"/>
+          <w:sz w:val="20"/>
+        </w:rPr>
+        <w:t>req.signedCookies</w:t>
+      </w:r>
+      <w:r>
+        <w:rPr/>
+        <w:t xml:space="preserve"> for signed ones.</w:t>
+      </w:r>
+    </w:p>
+    <w:p>
+      <w:r>
+        <w:rPr/>
+      </w:r>
+      <w:r>
+        <w:rPr>
+          <w:b/>
+        </w:rPr>
+        <w:t>Explanation:</w:t>
+      </w:r>
+      <w:r>
+        <w:rPr/>
+        <w:t xml:space="preserve"> Header names are case-insensitive.</w:t>
+      </w:r>
+    </w:p>
+    <w:p>
+      <w:r>
+        <w:rPr/>
+      </w:r>
+      <w:r>
+        <w:rPr>
+          <w:b/>
+        </w:rPr>
+        <w:t>Example:</w:t>
+      </w:r>
+      <w:r>
+        <w:rPr/>
+        <w:t xml:space="preserve"> </w:t>
+      </w:r>
+      <w:r>
+        <w:rPr>
+          <w:rFonts w:ascii="Courier New" w:hAnsi="Courier New"/>
+          <w:color w:val="B42318"/>
+          <w:sz w:val="20"/>
+        </w:rPr>
+        <w:t>const requestId = req.get('x-request-id') ?? crypto.randomUUID()</w:t>
+      </w:r>
+      <w:r>
+        <w:rPr/>
+        <w:t>.</w:t>
+      </w:r>
+    </w:p>
+    <w:p>
+      <w:r>
+        <w:rPr/>
+      </w:r>
+      <w:r>
+        <w:rPr>
+          <w:b/>
+        </w:rPr>
+        <w:t>Say it like this:</w:t>
+      </w:r>
+      <w:r>
+        <w:rPr/>
+        <w:t xml:space="preserve"> "Headers through req.get, cookies through cookie-parser, and both treated as untrusted input."</w:t>
+      </w:r>
+    </w:p>
+    <w:p>
+      <w:pPr>
+        <w:pBdr>
+          <w:bottom w:val="single" w:sz="6" w:space="1" w:color="BFC7D5"/>
+        </w:pBdr>
+      </w:pPr>
+    </w:p>
+    <w:p>
+      <w:pPr>
+        <w:keepNext/>
+        <w:spacing w:before="200"/>
+      </w:pPr>
+      <w:r>
+        <w:rPr>
+          <w:color w:val="1F3A5F"/>
+          <w:sz w:val="24"/>
+        </w:rPr>
+      </w:r>
+      <w:r>
+        <w:rPr>
+          <w:b/>
+          <w:color w:val="1F3A5F"/>
+          <w:sz w:val="24"/>
+        </w:rPr>
+        <w:t>Q24. How do you set cookies securely in Express?</w:t>
+      </w:r>
+      <w:r>
+        <w:rPr>
+          <w:color w:val="1F3A5F"/>
+          <w:sz w:val="24"/>
+        </w:rPr>
+      </w:r>
+    </w:p>
+    <w:p>
+      <w:r>
+        <w:rPr/>
+      </w:r>
+      <w:r>
+        <w:rPr>
+          <w:b/>
+        </w:rPr>
+        <w:t>Short answer:</w:t>
+      </w:r>
+      <w:r>
+        <w:rPr/>
+        <w:t xml:space="preserve"> </w:t>
+      </w:r>
+      <w:r>
+        <w:rPr>
+          <w:rFonts w:ascii="Courier New" w:hAnsi="Courier New"/>
+          <w:color w:val="B42318"/>
+          <w:sz w:val="20"/>
+        </w:rPr>
+        <w:t>res.cookie(name, value, { httpOnly: true, secure: true, sameSite: 'lax' or 'strict', maxAge, path })</w:t>
+      </w:r>
+      <w:r>
+        <w:rPr/>
+        <w:t>.</w:t>
+      </w:r>
+    </w:p>
+    <w:p>
+      <w:r>
+        <w:rPr/>
+      </w:r>
+      <w:r>
+        <w:rPr>
+          <w:b/>
+        </w:rPr>
+        <w:t>Explanation:</w:t>
+      </w:r>
+      <w:r>
+        <w:rPr/>
+        <w:t xml:space="preserve"> Behind a proxy, set </w:t>
+      </w:r>
+      <w:r>
+        <w:rPr>
+          <w:rFonts w:ascii="Courier New" w:hAnsi="Courier New"/>
+          <w:color w:val="B42318"/>
+          <w:sz w:val="20"/>
+        </w:rPr>
+        <w:t>trust proxy</w:t>
+      </w:r>
+      <w:r>
+        <w:rPr/>
+        <w:t xml:space="preserve"> so </w:t>
+      </w:r>
+      <w:r>
+        <w:rPr>
+          <w:rFonts w:ascii="Courier New" w:hAnsi="Courier New"/>
+          <w:color w:val="B42318"/>
+          <w:sz w:val="20"/>
+        </w:rPr>
+        <w:t>secure</w:t>
+      </w:r>
+      <w:r>
+        <w:rPr/>
+        <w:t xml:space="preserve"> cookies work.</w:t>
+      </w:r>
+    </w:p>
+    <w:p>
+      <w:r>
+        <w:rPr/>
+      </w:r>
+      <w:r>
+        <w:rPr>
+          <w:b/>
+        </w:rPr>
+        <w:t>Example:</w:t>
+      </w:r>
+      <w:r>
+        <w:rPr/>
+        <w:t xml:space="preserve"> </w:t>
+      </w:r>
+      <w:r>
+        <w:rPr>
+          <w:rFonts w:ascii="Courier New" w:hAnsi="Courier New"/>
+          <w:color w:val="B42318"/>
+          <w:sz w:val="20"/>
+        </w:rPr>
+        <w:t>res.cookie('refresh', token, { httpOnly: true, secure: true, sameSite: 'strict', path: '/auth/refresh', maxAge: 7 * 864e5 })</w:t>
+      </w:r>
+      <w:r>
+        <w:rPr/>
+        <w:t>.</w:t>
+      </w:r>
+    </w:p>
+    <w:p>
+      <w:r>
+        <w:rPr/>
+      </w:r>
+      <w:r>
+        <w:rPr>
+          <w:b/>
+        </w:rPr>
+        <w:t>Say it like this:</w:t>
+      </w:r>
+      <w:r>
+        <w:rPr/>
+        <w:t xml:space="preserve"> "Session cookies are HttpOnly, Secure and SameSite, and scoped to the path that needs them."</w:t>
+      </w:r>
+    </w:p>
+    <w:p>
+      <w:pPr>
+        <w:pBdr>
+          <w:bottom w:val="single" w:sz="6" w:space="1" w:color="BFC7D5"/>
+        </w:pBdr>
+      </w:pPr>
+    </w:p>
+    <w:p>
+      <w:pPr>
+        <w:keepNext/>
+        <w:spacing w:before="200"/>
+      </w:pPr>
+      <w:r>
+        <w:rPr>
+          <w:color w:val="1F3A5F"/>
+          <w:sz w:val="24"/>
+        </w:rPr>
+      </w:r>
+      <w:r>
+        <w:rPr>
+          <w:b/>
+          <w:color w:val="1F3A5F"/>
+          <w:sz w:val="24"/>
+        </w:rPr>
+        <w:t xml:space="preserve">Q25. What is </w:t>
+      </w:r>
+      <w:r>
+        <w:rPr>
+          <w:rFonts w:ascii="Courier New" w:hAnsi="Courier New"/>
+          <w:b/>
+          <w:color w:val="1F3A5F"/>
+          <w:sz w:val="24"/>
+        </w:rPr>
+        <w:t>next('route')</w:t>
+      </w:r>
+      <w:r>
+        <w:rPr>
+          <w:b/>
+          <w:color w:val="1F3A5F"/>
+          <w:sz w:val="24"/>
+        </w:rPr>
+        <w:t xml:space="preserve"> and </w:t>
+      </w:r>
+      <w:r>
+        <w:rPr>
+          <w:rFonts w:ascii="Courier New" w:hAnsi="Courier New"/>
+          <w:b/>
+          <w:color w:val="1F3A5F"/>
+          <w:sz w:val="24"/>
+        </w:rPr>
+        <w:t>next(err)</w:t>
+      </w:r>
+      <w:r>
+        <w:rPr>
+          <w:b/>
+          <w:color w:val="1F3A5F"/>
+          <w:sz w:val="24"/>
+        </w:rPr>
+        <w:t>?</w:t>
+      </w:r>
+      <w:r>
+        <w:rPr>
+          <w:color w:val="1F3A5F"/>
+          <w:sz w:val="24"/>
+        </w:rPr>
+      </w:r>
+    </w:p>
+    <w:p>
+      <w:r>
+        <w:rPr/>
+      </w:r>
+      <w:r>
+        <w:rPr>
+          <w:b/>
+        </w:rPr>
+        <w:t>Short answer:</w:t>
+      </w:r>
+      <w:r>
+        <w:rPr/>
+        <w:t xml:space="preserve"> </w:t>
+      </w:r>
+      <w:r>
+        <w:rPr>
+          <w:rFonts w:ascii="Courier New" w:hAnsi="Courier New"/>
+          <w:color w:val="B42318"/>
+          <w:sz w:val="20"/>
+        </w:rPr>
+        <w:t>next()</w:t>
+      </w:r>
+      <w:r>
+        <w:rPr/>
+        <w:t xml:space="preserve"> continues to the next middleware; </w:t>
+      </w:r>
+      <w:r>
+        <w:rPr>
+          <w:rFonts w:ascii="Courier New" w:hAnsi="Courier New"/>
+          <w:color w:val="B42318"/>
+          <w:sz w:val="20"/>
+        </w:rPr>
+        <w:t>next('route')</w:t>
+      </w:r>
+      <w:r>
+        <w:rPr/>
+        <w:t xml:space="preserve"> skips remaining handlers for this route; </w:t>
+      </w:r>
+      <w:r>
+        <w:rPr>
+          <w:rFonts w:ascii="Courier New" w:hAnsi="Courier New"/>
+          <w:color w:val="B42318"/>
+          <w:sz w:val="20"/>
+        </w:rPr>
+        <w:t>next(err)</w:t>
+      </w:r>
+      <w:r>
+        <w:rPr/>
+        <w:t xml:space="preserve"> jumps to error middleware.</w:t>
+      </w:r>
+    </w:p>
+    <w:p>
+      <w:r>
+        <w:rPr/>
+      </w:r>
+      <w:r>
+        <w:rPr>
+          <w:b/>
+        </w:rPr>
+        <w:t>Explanation:</w:t>
+      </w:r>
+      <w:r>
+        <w:rPr/>
+        <w:t xml:space="preserve"> Any non-</w:t>
+      </w:r>
+      <w:r>
+        <w:rPr>
+          <w:rFonts w:ascii="Courier New" w:hAnsi="Courier New"/>
+          <w:color w:val="B42318"/>
+          <w:sz w:val="20"/>
+        </w:rPr>
+        <w:t>'route'</w:t>
+      </w:r>
+      <w:r>
+        <w:rPr/>
+        <w:t xml:space="preserve"> argument to </w:t>
+      </w:r>
+      <w:r>
+        <w:rPr>
+          <w:rFonts w:ascii="Courier New" w:hAnsi="Courier New"/>
+          <w:color w:val="B42318"/>
+          <w:sz w:val="20"/>
+        </w:rPr>
+        <w:t>next</w:t>
+      </w:r>
+      <w:r>
+        <w:rPr/>
+        <w:t xml:space="preserve"> is treated as an error.</w:t>
+      </w:r>
+    </w:p>
+    <w:p>
+      <w:r>
+        <w:rPr/>
+      </w:r>
+      <w:r>
+        <w:rPr>
+          <w:b/>
+        </w:rPr>
+        <w:t>Example:</w:t>
+      </w:r>
+      <w:r>
+        <w:rPr/>
+        <w:t xml:space="preserve"> </w:t>
+      </w:r>
+      <w:r>
+        <w:rPr>
+          <w:rFonts w:ascii="Courier New" w:hAnsi="Courier New"/>
+          <w:color w:val="B42318"/>
+          <w:sz w:val="20"/>
+        </w:rPr>
+        <w:t>if (!valid) return next(new BadRequest('Invalid'))</w:t>
+      </w:r>
+      <w:r>
+        <w:rPr/>
+        <w:t>.</w:t>
+      </w:r>
+    </w:p>
+    <w:p>
+      <w:r>
+        <w:rPr/>
+      </w:r>
+      <w:r>
+        <w:rPr>
+          <w:b/>
+        </w:rPr>
+        <w:t>Say it like this:</w:t>
+      </w:r>
+      <w:r>
+        <w:rPr/>
+        <w:t xml:space="preserve"> "Calling next with an error skips everything to the error handler, which is how I keep error handling in one place."</w:t>
+      </w:r>
+    </w:p>
+    <w:p>
+      <w:pPr>
+        <w:pBdr>
+          <w:bottom w:val="single" w:sz="6" w:space="1" w:color="BFC7D5"/>
+        </w:pBdr>
+      </w:pPr>
+    </w:p>
+    <w:p>
+      <w:pPr>
+        <w:keepNext/>
+        <w:spacing w:before="200"/>
+      </w:pPr>
+      <w:r>
+        <w:rPr>
+          <w:color w:val="1F3A5F"/>
+          <w:sz w:val="24"/>
+        </w:rPr>
+      </w:r>
+      <w:r>
+        <w:rPr>
+          <w:b/>
+          <w:color w:val="1F3A5F"/>
+          <w:sz w:val="24"/>
+        </w:rPr>
+        <w:t>Q26. How do you handle 404s for unknown routes?</w:t>
+      </w:r>
+      <w:r>
+        <w:rPr>
+          <w:color w:val="1F3A5F"/>
+          <w:sz w:val="24"/>
+        </w:rPr>
+      </w:r>
+    </w:p>
+    <w:p>
+      <w:r>
+        <w:rPr/>
+      </w:r>
+      <w:r>
+        <w:rPr>
+          <w:b/>
+        </w:rPr>
+        <w:t>Short answer:</w:t>
+      </w:r>
+      <w:r>
+        <w:rPr/>
+        <w:t xml:space="preserve"> Add a catch-all middleware after all routes that responds 404 in your standard error format.</w:t>
+      </w:r>
+    </w:p>
+    <w:p>
+      <w:r>
+        <w:rPr/>
+      </w:r>
+      <w:r>
+        <w:rPr>
+          <w:b/>
+        </w:rPr>
+        <w:t>Explanation:</w:t>
+      </w:r>
+      <w:r>
+        <w:rPr/>
+        <w:t xml:space="preserve"> It must come after routes but before the error handler.</w:t>
+      </w:r>
+    </w:p>
+    <w:p>
+      <w:r>
+        <w:rPr/>
+      </w:r>
+      <w:r>
+        <w:rPr>
+          <w:b/>
+        </w:rPr>
+        <w:t>Example:</w:t>
+      </w:r>
+      <w:r>
+        <w:rPr/>
+        <w:t xml:space="preserve"> </w:t>
+      </w:r>
+      <w:r>
+        <w:rPr>
+          <w:rFonts w:ascii="Courier New" w:hAnsi="Courier New"/>
+          <w:color w:val="B42318"/>
+          <w:sz w:val="20"/>
+        </w:rPr>
+        <w:t>app.use((req, res) =&gt; res.status(404).json({ error: 'not_found', path: req.path }))</w:t>
+      </w:r>
+      <w:r>
+        <w:rPr/>
+        <w:t>.</w:t>
+      </w:r>
+    </w:p>
+    <w:p>
+      <w:r>
+        <w:rPr/>
+      </w:r>
+      <w:r>
+        <w:rPr>
+          <w:b/>
+        </w:rPr>
+        <w:t>Say it like this:</w:t>
+      </w:r>
+      <w:r>
+        <w:rPr/>
+        <w:t xml:space="preserve"> "A final catch-all returns a consistent 404, so unknown routes don't fall through to HTML error pages."</w:t>
+      </w:r>
+    </w:p>
+    <w:p>
+      <w:pPr>
+        <w:pBdr>
+          <w:bottom w:val="single" w:sz="6" w:space="1" w:color="BFC7D5"/>
+        </w:pBdr>
+      </w:pPr>
+    </w:p>
+    <w:p>
+      <w:pPr>
+        <w:keepNext/>
+        <w:spacing w:before="200"/>
+      </w:pPr>
+      <w:r>
+        <w:rPr>
+          <w:color w:val="1F3A5F"/>
+          <w:sz w:val="24"/>
+        </w:rPr>
+      </w:r>
+      <w:r>
+        <w:rPr>
+          <w:b/>
+          <w:color w:val="1F3A5F"/>
+          <w:sz w:val="24"/>
+        </w:rPr>
+        <w:t xml:space="preserve">Q27. What is </w:t>
+      </w:r>
+      <w:r>
+        <w:rPr>
+          <w:rFonts w:ascii="Courier New" w:hAnsi="Courier New"/>
+          <w:b/>
+          <w:color w:val="1F3A5F"/>
+          <w:sz w:val="24"/>
+        </w:rPr>
+        <w:t>express.Router</w:t>
+      </w:r>
+      <w:r>
+        <w:rPr>
+          <w:b/>
+          <w:color w:val="1F3A5F"/>
+          <w:sz w:val="24"/>
+        </w:rPr>
+        <w:t xml:space="preserve"> mergeParams?</w:t>
+      </w:r>
+      <w:r>
+        <w:rPr>
+          <w:color w:val="1F3A5F"/>
+          <w:sz w:val="24"/>
+        </w:rPr>
+      </w:r>
+    </w:p>
+    <w:p>
+      <w:r>
+        <w:rPr/>
+      </w:r>
+      <w:r>
+        <w:rPr>
+          <w:b/>
+        </w:rPr>
+        <w:t>Short answer:</w:t>
+      </w:r>
+      <w:r>
+        <w:rPr/>
+        <w:t xml:space="preserve"> It lets a nested router access params from its parent route, such as </w:t>
+      </w:r>
+      <w:r>
+        <w:rPr>
+          <w:rFonts w:ascii="Courier New" w:hAnsi="Courier New"/>
+          <w:color w:val="B42318"/>
+          <w:sz w:val="20"/>
+        </w:rPr>
+        <w:t>:callId</w:t>
+      </w:r>
+      <w:r>
+        <w:rPr/>
+        <w:t xml:space="preserve"> in </w:t>
+      </w:r>
+      <w:r>
+        <w:rPr>
+          <w:rFonts w:ascii="Courier New" w:hAnsi="Courier New"/>
+          <w:color w:val="B42318"/>
+          <w:sz w:val="20"/>
+        </w:rPr>
+        <w:t>/calls/:callId/scorecards</w:t>
+      </w:r>
+      <w:r>
+        <w:rPr/>
+        <w:t>.</w:t>
+      </w:r>
+    </w:p>
+    <w:p>
+      <w:r>
+        <w:rPr/>
+      </w:r>
+      <w:r>
+        <w:rPr>
+          <w:b/>
+        </w:rPr>
+        <w:t>Explanation:</w:t>
+      </w:r>
+      <w:r>
+        <w:rPr/>
+        <w:t xml:space="preserve"> Without it, </w:t>
+      </w:r>
+      <w:r>
+        <w:rPr>
+          <w:rFonts w:ascii="Courier New" w:hAnsi="Courier New"/>
+          <w:color w:val="B42318"/>
+          <w:sz w:val="20"/>
+        </w:rPr>
+        <w:t>req.params.callId</w:t>
+      </w:r>
+      <w:r>
+        <w:rPr/>
+        <w:t xml:space="preserve"> is undefined in the child router.</w:t>
+      </w:r>
+    </w:p>
+    <w:p>
+      <w:r>
+        <w:rPr/>
+      </w:r>
+      <w:r>
+        <w:rPr>
+          <w:b/>
+        </w:rPr>
+        <w:t>Example:</w:t>
+      </w:r>
+      <w:r>
+        <w:rPr/>
+        <w:t xml:space="preserve"> </w:t>
+      </w:r>
+      <w:r>
+        <w:rPr>
+          <w:rFonts w:ascii="Courier New" w:hAnsi="Courier New"/>
+          <w:color w:val="B42318"/>
+          <w:sz w:val="20"/>
+        </w:rPr>
+        <w:t>const scorecards = express.Router({ mergeParams: true }); calls.use('/:callId/scorecards', scorecards)</w:t>
+      </w:r>
+      <w:r>
+        <w:rPr/>
+        <w:t>.</w:t>
+      </w:r>
+    </w:p>
+    <w:p>
+      <w:r>
+        <w:rPr/>
+      </w:r>
+      <w:r>
+        <w:rPr>
+          <w:b/>
+        </w:rPr>
+        <w:t>Say it like this:</w:t>
+      </w:r>
+      <w:r>
+        <w:rPr/>
+        <w:t xml:space="preserve"> "Nested resources need mergeParams so the child router sees the parent's IDs."</w:t>
+      </w:r>
+    </w:p>
+    <w:p>
+      <w:pPr>
+        <w:pBdr>
+          <w:bottom w:val="single" w:sz="6" w:space="1" w:color="BFC7D5"/>
+        </w:pBdr>
+      </w:pPr>
+    </w:p>
+    <w:p>
+      <w:pPr>
+        <w:pStyle w:val="Heading2"/>
+        <w:pBdr>
+          <w:bottom w:val="single" w:sz="6" w:space="1" w:color="BFC7D5"/>
+        </w:pBdr>
+      </w:pPr>
+      <w:r>
+        <w:rPr/>
+        <w:t>🟡 More Intermediate</w:t>
+      </w:r>
+    </w:p>
+    <w:p>
+      <w:pPr>
+        <w:keepNext/>
+        <w:spacing w:before="200"/>
+      </w:pPr>
+      <w:r>
+        <w:rPr>
+          <w:color w:val="1F3A5F"/>
+          <w:sz w:val="24"/>
+        </w:rPr>
+      </w:r>
+      <w:r>
+        <w:rPr>
+          <w:b/>
+          <w:color w:val="1F3A5F"/>
+          <w:sz w:val="24"/>
+        </w:rPr>
+        <w:t>Q28. How do you add request timeouts in Express?</w:t>
+      </w:r>
+      <w:r>
+        <w:rPr>
+          <w:color w:val="1F3A5F"/>
+          <w:sz w:val="24"/>
+        </w:rPr>
+      </w:r>
+    </w:p>
+    <w:p>
+      <w:r>
+        <w:rPr/>
+      </w:r>
+      <w:r>
+        <w:rPr>
+          <w:b/>
+        </w:rPr>
+        <w:t>Short answer:</w:t>
+      </w:r>
+      <w:r>
+        <w:rPr/>
+        <w:t xml:space="preserve"> Set </w:t>
+      </w:r>
+      <w:r>
+        <w:rPr>
+          <w:rFonts w:ascii="Courier New" w:hAnsi="Courier New"/>
+          <w:color w:val="B42318"/>
+          <w:sz w:val="20"/>
+        </w:rPr>
+        <w:t>server.requestTimeout</w:t>
+      </w:r>
+      <w:r>
+        <w:rPr/>
+        <w:t xml:space="preserve"> and </w:t>
+      </w:r>
+      <w:r>
+        <w:rPr>
+          <w:rFonts w:ascii="Courier New" w:hAnsi="Courier New"/>
+          <w:color w:val="B42318"/>
+          <w:sz w:val="20"/>
+        </w:rPr>
+        <w:t>headersTimeout</w:t>
+      </w:r>
+      <w:r>
+        <w:rPr/>
+        <w:t>, add a timeout middleware for slow handlers, and put timeouts on every outbound call.</w:t>
+      </w:r>
+    </w:p>
+    <w:p>
+      <w:r>
+        <w:rPr/>
+      </w:r>
+      <w:r>
+        <w:rPr>
+          <w:b/>
+        </w:rPr>
+        <w:t>Explanation:</w:t>
+      </w:r>
+      <w:r>
+        <w:rPr/>
+        <w:t xml:space="preserve"> Without timeouts, slow dependencies tie up connections indefinitely.</w:t>
+      </w:r>
+    </w:p>
+    <w:p>
+      <w:r>
+        <w:rPr/>
+      </w:r>
+      <w:r>
+        <w:rPr>
+          <w:b/>
+        </w:rPr>
+        <w:t>Example:</w:t>
+      </w:r>
+      <w:r>
+        <w:rPr/>
+        <w:t xml:space="preserve"> </w:t>
+      </w:r>
+      <w:r>
+        <w:rPr>
+          <w:rFonts w:ascii="Courier New" w:hAnsi="Courier New"/>
+          <w:color w:val="B42318"/>
+          <w:sz w:val="20"/>
+        </w:rPr>
+        <w:t>server.requestTimeout = 30_000; server.keepAliveTimeout = 65_000;</w:t>
+      </w:r>
+      <w:r>
+        <w:rPr/>
+        <w:t xml:space="preserve"> (longer than the ALB idle timeout).</w:t>
+      </w:r>
+    </w:p>
+    <w:p>
+      <w:r>
+        <w:rPr/>
+      </w:r>
+      <w:r>
+        <w:rPr>
+          <w:b/>
+        </w:rPr>
+        <w:t>Say it like this:</w:t>
+      </w:r>
+      <w:r>
+        <w:rPr/>
+        <w:t xml:space="preserve"> "Every layer has a timeout, and keep-alive is set longer than the load balancer's so connections don't get cut unexpectedly."</w:t>
+      </w:r>
+    </w:p>
+    <w:p>
+      <w:pPr>
+        <w:pBdr>
+          <w:bottom w:val="single" w:sz="6" w:space="1" w:color="BFC7D5"/>
+        </w:pBdr>
+      </w:pPr>
+    </w:p>
+    <w:p>
+      <w:pPr>
+        <w:keepNext/>
+        <w:spacing w:before="200"/>
+      </w:pPr>
+      <w:r>
+        <w:rPr>
+          <w:color w:val="1F3A5F"/>
+          <w:sz w:val="24"/>
+        </w:rPr>
+      </w:r>
+      <w:r>
+        <w:rPr>
+          <w:b/>
+          <w:color w:val="1F3A5F"/>
+          <w:sz w:val="24"/>
+        </w:rPr>
+        <w:t>Q29. How do you compress responses?</w:t>
+      </w:r>
+      <w:r>
+        <w:rPr>
+          <w:color w:val="1F3A5F"/>
+          <w:sz w:val="24"/>
+        </w:rPr>
+      </w:r>
+    </w:p>
+    <w:p>
+      <w:r>
+        <w:rPr/>
+      </w:r>
+      <w:r>
+        <w:rPr>
+          <w:b/>
+        </w:rPr>
+        <w:t>Short answer:</w:t>
+      </w:r>
+      <w:r>
+        <w:rPr/>
+        <w:t xml:space="preserve"> The </w:t>
+      </w:r>
+      <w:r>
+        <w:rPr>
+          <w:rFonts w:ascii="Courier New" w:hAnsi="Courier New"/>
+          <w:color w:val="B42318"/>
+          <w:sz w:val="20"/>
+        </w:rPr>
+        <w:t>compression</w:t>
+      </w:r>
+      <w:r>
+        <w:rPr/>
+        <w:t xml:space="preserve"> middleware (gzip or Brotli) for text responses, or let the proxy or CDN do it.</w:t>
+      </w:r>
+    </w:p>
+    <w:p>
+      <w:r>
+        <w:rPr/>
+      </w:r>
+      <w:r>
+        <w:rPr>
+          <w:b/>
+        </w:rPr>
+        <w:t>Explanation:</w:t>
+      </w:r>
+      <w:r>
+        <w:rPr/>
+        <w:t xml:space="preserve"> Skip compression for already-compressed content and tiny responses.</w:t>
+      </w:r>
+    </w:p>
+    <w:p>
+      <w:r>
+        <w:rPr/>
+      </w:r>
+      <w:r>
+        <w:rPr>
+          <w:b/>
+        </w:rPr>
+        <w:t>Example:</w:t>
+      </w:r>
+      <w:r>
+        <w:rPr/>
+        <w:t xml:space="preserve"> </w:t>
+      </w:r>
+      <w:r>
+        <w:rPr>
+          <w:rFonts w:ascii="Courier New" w:hAnsi="Courier New"/>
+          <w:color w:val="B42318"/>
+          <w:sz w:val="20"/>
+        </w:rPr>
+        <w:t>app.use(compression({ threshold: 1024 }))</w:t>
+      </w:r>
+      <w:r>
+        <w:rPr/>
+        <w:t>.</w:t>
+      </w:r>
+    </w:p>
+    <w:p>
+      <w:r>
+        <w:rPr/>
+      </w:r>
+      <w:r>
+        <w:rPr>
+          <w:b/>
+        </w:rPr>
+        <w:t>Say it like this:</w:t>
+      </w:r>
+      <w:r>
+        <w:rPr/>
+        <w:t xml:space="preserve"> "Compression is cheap and saves bandwidth, but usually the CDN or proxy handles it better than Node."</w:t>
+      </w:r>
+    </w:p>
+    <w:p>
+      <w:pPr>
+        <w:pBdr>
+          <w:bottom w:val="single" w:sz="6" w:space="1" w:color="BFC7D5"/>
+        </w:pBdr>
+      </w:pPr>
+    </w:p>
+    <w:p>
+      <w:pPr>
+        <w:keepNext/>
+        <w:spacing w:before="200"/>
+      </w:pPr>
+      <w:r>
+        <w:rPr>
+          <w:color w:val="1F3A5F"/>
+          <w:sz w:val="24"/>
+        </w:rPr>
+      </w:r>
+      <w:r>
+        <w:rPr>
+          <w:b/>
+          <w:color w:val="1F3A5F"/>
+          <w:sz w:val="24"/>
+        </w:rPr>
+        <w:t>Q30. How do you implement health and readiness endpoints?</w:t>
+      </w:r>
+      <w:r>
+        <w:rPr>
+          <w:color w:val="1F3A5F"/>
+          <w:sz w:val="24"/>
+        </w:rPr>
+      </w:r>
+    </w:p>
+    <w:p>
+      <w:r>
+        <w:rPr/>
+      </w:r>
+      <w:r>
+        <w:rPr>
+          <w:b/>
+        </w:rPr>
+        <w:t>Short answer:</w:t>
+      </w:r>
+      <w:r>
+        <w:rPr/>
+        <w:t xml:space="preserve"> </w:t>
+      </w:r>
+      <w:r>
+        <w:rPr>
+          <w:rFonts w:ascii="Courier New" w:hAnsi="Courier New"/>
+          <w:color w:val="B42318"/>
+          <w:sz w:val="20"/>
+        </w:rPr>
+        <w:t>/healthz</w:t>
+      </w:r>
+      <w:r>
+        <w:rPr/>
+        <w:t xml:space="preserve"> returns 200 if the process is alive; </w:t>
+      </w:r>
+      <w:r>
+        <w:rPr>
+          <w:rFonts w:ascii="Courier New" w:hAnsi="Courier New"/>
+          <w:color w:val="B42318"/>
+          <w:sz w:val="20"/>
+        </w:rPr>
+        <w:t>/readyz</w:t>
+      </w:r>
+      <w:r>
+        <w:rPr/>
+        <w:t xml:space="preserve"> checks dependencies and returns 503 when the instance shouldn't get traffic.</w:t>
+      </w:r>
+    </w:p>
+    <w:p>
+      <w:r>
+        <w:rPr/>
+      </w:r>
+      <w:r>
+        <w:rPr>
+          <w:b/>
+        </w:rPr>
+        <w:t>Explanation:</w:t>
+      </w:r>
+      <w:r>
+        <w:rPr/>
+        <w:t xml:space="preserve"> Don't let liveness depend on the database, or a database blip restarts every container.</w:t>
+      </w:r>
+    </w:p>
+    <w:p>
+      <w:r>
+        <w:rPr/>
+      </w:r>
+      <w:r>
+        <w:rPr>
+          <w:b/>
+        </w:rPr>
+        <w:t>Example:</w:t>
+      </w:r>
+      <w:r>
+        <w:rPr/>
+        <w:t xml:space="preserve"> </w:t>
+      </w:r>
+      <w:r>
+        <w:rPr>
+          <w:rFonts w:ascii="Courier New" w:hAnsi="Courier New"/>
+          <w:color w:val="B42318"/>
+          <w:sz w:val="20"/>
+        </w:rPr>
+        <w:t>/readyz</w:t>
+      </w:r>
+      <w:r>
+        <w:rPr/>
+        <w:t xml:space="preserve"> runs </w:t>
+      </w:r>
+      <w:r>
+        <w:rPr>
+          <w:rFonts w:ascii="Courier New" w:hAnsi="Courier New"/>
+          <w:color w:val="B42318"/>
+          <w:sz w:val="20"/>
+        </w:rPr>
+        <w:t>SELECT 1</w:t>
+      </w:r>
+      <w:r>
+        <w:rPr/>
+        <w:t xml:space="preserve"> and </w:t>
+      </w:r>
+      <w:r>
+        <w:rPr>
+          <w:rFonts w:ascii="Courier New" w:hAnsi="Courier New"/>
+          <w:color w:val="B42318"/>
+          <w:sz w:val="20"/>
+        </w:rPr>
+        <w:t>PING</w:t>
+      </w:r>
+      <w:r>
+        <w:rPr/>
+        <w:t xml:space="preserve"> with short timeouts.</w:t>
+      </w:r>
+    </w:p>
+    <w:p>
+      <w:r>
+        <w:rPr/>
+      </w:r>
+      <w:r>
+        <w:rPr>
+          <w:b/>
+        </w:rPr>
+        <w:t>Say it like this:</w:t>
+      </w:r>
+      <w:r>
+        <w:rPr/>
+        <w:t xml:space="preserve"> "Liveness says 'restart me', readiness says 'don't send me traffic'. Mixing them causes cascading restarts."</w:t>
+      </w:r>
+    </w:p>
+    <w:p>
+      <w:pPr>
+        <w:pBdr>
+          <w:bottom w:val="single" w:sz="6" w:space="1" w:color="BFC7D5"/>
+        </w:pBdr>
+      </w:pPr>
+    </w:p>
+    <w:p>
+      <w:pPr>
+        <w:keepNext/>
+        <w:spacing w:before="200"/>
+      </w:pPr>
+      <w:r>
+        <w:rPr>
+          <w:color w:val="1F3A5F"/>
+          <w:sz w:val="24"/>
+        </w:rPr>
+      </w:r>
+      <w:r>
+        <w:rPr>
+          <w:b/>
+          <w:color w:val="1F3A5F"/>
+          <w:sz w:val="24"/>
+        </w:rPr>
+        <w:t>Q31. How do you handle multipart form data?</w:t>
+      </w:r>
+      <w:r>
+        <w:rPr>
+          <w:color w:val="1F3A5F"/>
+          <w:sz w:val="24"/>
+        </w:rPr>
+      </w:r>
+    </w:p>
+    <w:p>
+      <w:r>
+        <w:rPr/>
+      </w:r>
+      <w:r>
+        <w:rPr>
+          <w:b/>
+        </w:rPr>
+        <w:t>Short answer:</w:t>
+      </w:r>
+      <w:r>
+        <w:rPr/>
+        <w:t xml:space="preserve"> </w:t>
+      </w:r>
+      <w:r>
+        <w:rPr>
+          <w:rFonts w:ascii="Courier New" w:hAnsi="Courier New"/>
+          <w:color w:val="B42318"/>
+          <w:sz w:val="20"/>
+        </w:rPr>
+        <w:t>multer</w:t>
+      </w:r>
+      <w:r>
+        <w:rPr/>
+        <w:t xml:space="preserve"> or </w:t>
+      </w:r>
+      <w:r>
+        <w:rPr>
+          <w:rFonts w:ascii="Courier New" w:hAnsi="Courier New"/>
+          <w:color w:val="B42318"/>
+          <w:sz w:val="20"/>
+        </w:rPr>
+        <w:t>busboy</w:t>
+      </w:r>
+      <w:r>
+        <w:rPr/>
+        <w:t>, with limits on file size, count and types, streaming to storage.</w:t>
+      </w:r>
+    </w:p>
+    <w:p>
+      <w:r>
+        <w:rPr/>
+      </w:r>
+      <w:r>
+        <w:rPr>
+          <w:b/>
+        </w:rPr>
+        <w:t>Explanation:</w:t>
+      </w:r>
+      <w:r>
+        <w:rPr/>
+        <w:t xml:space="preserve"> Validate the actual content type, not just the extension.</w:t>
+      </w:r>
+    </w:p>
+    <w:p>
+      <w:r>
+        <w:rPr/>
+      </w:r>
+      <w:r>
+        <w:rPr>
+          <w:b/>
+        </w:rPr>
+        <w:t>Example:</w:t>
+      </w:r>
+      <w:r>
+        <w:rPr/>
+        <w:t xml:space="preserve"> </w:t>
+      </w:r>
+      <w:r>
+        <w:rPr>
+          <w:rFonts w:ascii="Courier New" w:hAnsi="Courier New"/>
+          <w:color w:val="B42318"/>
+          <w:sz w:val="20"/>
+        </w:rPr>
+        <w:t>multer({ limits: { fileSize: 10 * 1024 * 1024, files: 1 } })</w:t>
+      </w:r>
+      <w:r>
+        <w:rPr/>
+        <w:t>.</w:t>
+      </w:r>
+    </w:p>
+    <w:p>
+      <w:r>
+        <w:rPr/>
+      </w:r>
+      <w:r>
+        <w:rPr>
+          <w:b/>
+        </w:rPr>
+        <w:t>Say it like this:</w:t>
+      </w:r>
+      <w:r>
+        <w:rPr/>
+        <w:t xml:space="preserve"> "Uploads get strict limits and are streamed to storage; anything big uses presigned URLs instead."</w:t>
+      </w:r>
+    </w:p>
+    <w:p>
+      <w:pPr>
+        <w:pBdr>
+          <w:bottom w:val="single" w:sz="6" w:space="1" w:color="BFC7D5"/>
+        </w:pBdr>
+      </w:pPr>
+    </w:p>
+    <w:p>
+      <w:pPr>
+        <w:keepNext/>
+        <w:spacing w:before="200"/>
+      </w:pPr>
+      <w:r>
+        <w:rPr>
+          <w:color w:val="1F3A5F"/>
+          <w:sz w:val="24"/>
+        </w:rPr>
+      </w:r>
+      <w:r>
+        <w:rPr>
+          <w:b/>
+          <w:color w:val="1F3A5F"/>
+          <w:sz w:val="24"/>
+        </w:rPr>
+        <w:t>Q32. How do you prevent CSRF in an Express app that uses cookies?</w:t>
+      </w:r>
+      <w:r>
+        <w:rPr>
+          <w:color w:val="1F3A5F"/>
+          <w:sz w:val="24"/>
+        </w:rPr>
+      </w:r>
+    </w:p>
+    <w:p>
+      <w:r>
+        <w:rPr/>
+      </w:r>
+      <w:r>
+        <w:rPr>
+          <w:b/>
+        </w:rPr>
+        <w:t>Short answer:</w:t>
+      </w:r>
+      <w:r>
+        <w:rPr/>
+        <w:t xml:space="preserve"> SameSite cookies, CSRF tokens (double-submit or synchroniser), and checking the </w:t>
+      </w:r>
+      <w:r>
+        <w:rPr>
+          <w:rFonts w:ascii="Courier New" w:hAnsi="Courier New"/>
+          <w:color w:val="B42318"/>
+          <w:sz w:val="20"/>
+        </w:rPr>
+        <w:t>Origin</w:t>
+      </w:r>
+      <w:r>
+        <w:rPr/>
+        <w:t xml:space="preserve"> header on state-changing requests.</w:t>
+      </w:r>
+    </w:p>
+    <w:p>
+      <w:r>
+        <w:rPr/>
+      </w:r>
+      <w:r>
+        <w:rPr>
+          <w:b/>
+        </w:rPr>
+        <w:t>Explanation:</w:t>
+      </w:r>
+      <w:r>
+        <w:rPr/>
+        <w:t xml:space="preserve"> Pure bearer-token APIs (no cookies) aren't vulnerable to CSRF.</w:t>
+      </w:r>
+    </w:p>
+    <w:p>
+      <w:r>
+        <w:rPr/>
+      </w:r>
+      <w:r>
+        <w:rPr>
+          <w:b/>
+        </w:rPr>
+        <w:t>Example:</w:t>
+      </w:r>
+      <w:r>
+        <w:rPr/>
+        <w:t xml:space="preserve"> Reject POST requests whose </w:t>
+      </w:r>
+      <w:r>
+        <w:rPr>
+          <w:rFonts w:ascii="Courier New" w:hAnsi="Courier New"/>
+          <w:color w:val="B42318"/>
+          <w:sz w:val="20"/>
+        </w:rPr>
+        <w:t>Origin</w:t>
+      </w:r>
+      <w:r>
+        <w:rPr/>
+        <w:t xml:space="preserve"> isn't in the allowlist.</w:t>
+      </w:r>
+    </w:p>
+    <w:p>
+      <w:r>
+        <w:rPr/>
+      </w:r>
+      <w:r>
+        <w:rPr>
+          <w:b/>
+        </w:rPr>
+        <w:t>Say it like this:</w:t>
+      </w:r>
+      <w:r>
+        <w:rPr/>
+        <w:t xml:space="preserve"> "With cookie auth, SameSite plus an Origin check stops CSRF; a token adds defence in depth."</w:t>
+      </w:r>
+    </w:p>
+    <w:p>
+      <w:pPr>
+        <w:pBdr>
+          <w:bottom w:val="single" w:sz="6" w:space="1" w:color="BFC7D5"/>
+        </w:pBdr>
+      </w:pPr>
+    </w:p>
+    <w:p>
+      <w:pPr>
+        <w:keepNext/>
+        <w:spacing w:before="200"/>
+      </w:pPr>
+      <w:r>
+        <w:rPr>
+          <w:color w:val="1F3A5F"/>
+          <w:sz w:val="24"/>
+        </w:rPr>
+      </w:r>
+      <w:r>
+        <w:rPr>
+          <w:b/>
+          <w:color w:val="1F3A5F"/>
+          <w:sz w:val="24"/>
+        </w:rPr>
+        <w:t>Q33. How do you structure dependency injection without a framework?</w:t>
+      </w:r>
+      <w:r>
+        <w:rPr>
+          <w:color w:val="1F3A5F"/>
+          <w:sz w:val="24"/>
+        </w:rPr>
+      </w:r>
+    </w:p>
+    <w:p>
+      <w:r>
+        <w:rPr/>
+      </w:r>
+      <w:r>
+        <w:rPr>
+          <w:b/>
+        </w:rPr>
+        <w:t>Short answer:</w:t>
+      </w:r>
+      <w:r>
+        <w:rPr/>
+        <w:t xml:space="preserve"> Build dependencies in one composition root and pass them into route factories, instead of importing singletons everywhere.</w:t>
+      </w:r>
+    </w:p>
+    <w:p>
+      <w:r>
+        <w:rPr/>
+      </w:r>
+      <w:r>
+        <w:rPr>
+          <w:b/>
+        </w:rPr>
+        <w:t>Explanation:</w:t>
+      </w:r>
+      <w:r>
+        <w:rPr/>
+        <w:t xml:space="preserve"> This makes testing easy: pass fakes into the factory.</w:t>
+      </w:r>
+    </w:p>
+    <w:p>
+      <w:r>
+        <w:rPr/>
+      </w:r>
+      <w:r>
+        <w:rPr>
+          <w:b/>
+        </w:rPr>
+        <w:t>Example:</w:t>
+      </w:r>
+      <w:r>
+        <w:rPr/>
+      </w:r>
+    </w:p>
+    <w:tbl>
+      <w:tblPr>
+        <w:tblW w:type="auto" w:w="0"/>
+        <w:jc w:val="center"/>
+        <w:tblCellMar>
+          <w:top w:w="141" w:type="dxa"/>
+          <w:left w:w="141" w:type="dxa"/>
+          <w:bottom w:w="141" w:type="dxa"/>
+          <w:right w:w="141" w:type="dxa"/>
+        </w:tblCellMar>
+        <w:tblLook w:firstColumn="1" w:firstRow="1" w:lastColumn="0" w:lastRow="0" w:noHBand="0" w:noVBand="1" w:val="04A0"/>
+      </w:tblPr>
+      <w:tblGrid>
+        <w:gridCol w:w="9972"/>
+      </w:tblGrid>
+      <w:tr>
+        <w:tc>
+          <w:tcPr>
+            <w:tcW w:type="dxa" w:w="9972"/>
+            <w:shd w:val="clear" w:color="auto" w:fill="F3F4F6"/>
+          </w:tcPr>
+          <w:p>
+            <w:pPr>
+              <w:spacing w:after="0" w:line="240" w:lineRule="auto"/>
+            </w:pPr>
+            <w:r>
+              <w:rPr>
+                <w:rFonts w:ascii="Arial" w:hAnsi="Arial"/>
+                <w:b/>
+                <w:color w:val="6B7280"/>
+                <w:sz w:val="16"/>
+              </w:rPr>
+              <w:t>TS</w:t>
+              <w:br/>
+            </w:r>
+            <w:r>
+              <w:rPr>
+                <w:rFonts w:ascii="Courier New" w:hAnsi="Courier New" w:eastAsia="Courier New"/>
+                <w:sz w:val="19"/>
+              </w:rPr>
+              <w:t>export const callsRouter = ({ callsService }: { callsService: CallsService }) =&gt;</w:t>
+              <w:br/>
+            </w:r>
+            <w:r>
+              <w:rPr>
+                <w:rFonts w:ascii="Courier New" w:hAnsi="Courier New" w:eastAsia="Courier New"/>
+                <w:sz w:val="19"/>
+              </w:rPr>
+              <w:t xml:space="preserve">  express.Router().get('/:id', async (req, res) =&gt; res.json(await callsService.get(req.params.id, req.user)));</w:t>
+              <w:br/>
+            </w:r>
+            <w:r>
+              <w:rPr>
+                <w:rFonts w:ascii="Courier New" w:hAnsi="Courier New" w:eastAsia="Courier New"/>
+                <w:sz w:val="19"/>
+              </w:rPr>
+              <w:t>app.use('/api/calls', callsRouter({ callsService: new CallsService(repo, queue) }));</w:t>
+            </w:r>
+          </w:p>
+        </w:tc>
+      </w:tr>
+    </w:tbl>
+    <w:p>
+      <w:pPr>
+        <w:spacing w:after="40"/>
+      </w:pPr>
+    </w:p>
+    <w:p>
+      <w:r>
+        <w:rPr/>
+      </w:r>
+      <w:r>
+        <w:rPr>
+          <w:b/>
+        </w:rPr>
+        <w:t>Say it like this:</w:t>
+      </w:r>
+      <w:r>
+        <w:rPr/>
+        <w:t xml:space="preserve"> "Route factories receive their dependencies, so tests can inject fakes without any mocking library."</w:t>
+      </w:r>
+    </w:p>
+    <w:p>
+      <w:pPr>
+        <w:pBdr>
+          <w:bottom w:val="single" w:sz="6" w:space="1" w:color="BFC7D5"/>
+        </w:pBdr>
+      </w:pPr>
+    </w:p>
+    <w:p>
+      <w:pPr>
+        <w:keepNext/>
+        <w:spacing w:before="200"/>
+      </w:pPr>
+      <w:r>
+        <w:rPr>
+          <w:color w:val="1F3A5F"/>
+          <w:sz w:val="24"/>
+        </w:rPr>
+      </w:r>
+      <w:r>
+        <w:rPr>
+          <w:b/>
+          <w:color w:val="1F3A5F"/>
+          <w:sz w:val="24"/>
+        </w:rPr>
+        <w:t>Q34. How do you write integration tests for an Express app?</w:t>
+      </w:r>
+      <w:r>
+        <w:rPr>
+          <w:color w:val="1F3A5F"/>
+          <w:sz w:val="24"/>
+        </w:rPr>
+      </w:r>
+    </w:p>
+    <w:p>
+      <w:r>
+        <w:rPr/>
+      </w:r>
+      <w:r>
+        <w:rPr>
+          <w:b/>
+        </w:rPr>
+        <w:t>Short answer:</w:t>
+      </w:r>
+      <w:r>
+        <w:rPr/>
+        <w:t xml:space="preserve"> Export the app without calling </w:t>
+      </w:r>
+      <w:r>
+        <w:rPr>
+          <w:rFonts w:ascii="Courier New" w:hAnsi="Courier New"/>
+          <w:color w:val="B42318"/>
+          <w:sz w:val="20"/>
+        </w:rPr>
+        <w:t>listen</w:t>
+      </w:r>
+      <w:r>
+        <w:rPr/>
+        <w:t>, use Supertest to send requests, and run against a test database.</w:t>
+      </w:r>
+    </w:p>
+    <w:p>
+      <w:r>
+        <w:rPr/>
+      </w:r>
+      <w:r>
+        <w:rPr>
+          <w:b/>
+        </w:rPr>
+        <w:t>Explanation:</w:t>
+      </w:r>
+      <w:r>
+        <w:rPr/>
+        <w:t xml:space="preserve"> Test status codes, response shape, auth and side effects.</w:t>
+      </w:r>
+    </w:p>
+    <w:p>
+      <w:r>
+        <w:rPr/>
+      </w:r>
+      <w:r>
+        <w:rPr>
+          <w:b/>
+        </w:rPr>
+        <w:t>Example:</w:t>
+      </w:r>
+      <w:r>
+        <w:rPr/>
+      </w:r>
+    </w:p>
+    <w:tbl>
+      <w:tblPr>
+        <w:tblW w:type="auto" w:w="0"/>
+        <w:jc w:val="center"/>
+        <w:tblCellMar>
+          <w:top w:w="141" w:type="dxa"/>
+          <w:left w:w="141" w:type="dxa"/>
+          <w:bottom w:w="141" w:type="dxa"/>
+          <w:right w:w="141" w:type="dxa"/>
+        </w:tblCellMar>
+        <w:tblLook w:firstColumn="1" w:firstRow="1" w:lastColumn="0" w:lastRow="0" w:noHBand="0" w:noVBand="1" w:val="04A0"/>
+      </w:tblPr>
+      <w:tblGrid>
+        <w:gridCol w:w="9972"/>
+      </w:tblGrid>
+      <w:tr>
+        <w:tc>
+          <w:tcPr>
+            <w:tcW w:type="dxa" w:w="9972"/>
+            <w:shd w:val="clear" w:color="auto" w:fill="F3F4F6"/>
+          </w:tcPr>
+          <w:p>
+            <w:pPr>
+              <w:spacing w:after="0" w:line="240" w:lineRule="auto"/>
+            </w:pPr>
+            <w:r>
+              <w:rPr>
+                <w:rFonts w:ascii="Arial" w:hAnsi="Arial"/>
+                <w:b/>
+                <w:color w:val="6B7280"/>
+                <w:sz w:val="16"/>
+              </w:rPr>
+              <w:t>TS</w:t>
+              <w:br/>
+            </w:r>
+            <w:r>
+              <w:rPr>
+                <w:rFonts w:ascii="Courier New" w:hAnsi="Courier New" w:eastAsia="Courier New"/>
+                <w:sz w:val="19"/>
+              </w:rPr>
+              <w:t>const res = await request(app).get('/api/calls/123').set('Cookie', sessionCookie(agent));</w:t>
+              <w:br/>
+            </w:r>
+            <w:r>
+              <w:rPr>
+                <w:rFonts w:ascii="Courier New" w:hAnsi="Courier New" w:eastAsia="Courier New"/>
+                <w:sz w:val="19"/>
+              </w:rPr>
+              <w:t>expect(res.status).toBe(404);</w:t>
+            </w:r>
+          </w:p>
+        </w:tc>
+      </w:tr>
+    </w:tbl>
+    <w:p>
+      <w:pPr>
+        <w:spacing w:after="40"/>
+      </w:pPr>
+    </w:p>
+    <w:p>
+      <w:r>
+        <w:rPr/>
+      </w:r>
+      <w:r>
+        <w:rPr>
+          <w:b/>
+        </w:rPr>
+        <w:t>Say it like this:</w:t>
+      </w:r>
+      <w:r>
+        <w:rPr/>
+        <w:t xml:space="preserve"> "Supertest drives the real app in-process, so tests cover middleware, routing and the database together."</w:t>
+      </w:r>
+    </w:p>
+    <w:p>
+      <w:pPr>
+        <w:pBdr>
+          <w:bottom w:val="single" w:sz="6" w:space="1" w:color="BFC7D5"/>
+        </w:pBdr>
+      </w:pPr>
+    </w:p>
+    <w:p>
+      <w:pPr>
+        <w:keepNext/>
+        <w:spacing w:before="200"/>
+      </w:pPr>
+      <w:r>
+        <w:rPr>
+          <w:color w:val="1F3A5F"/>
+          <w:sz w:val="24"/>
+        </w:rPr>
+      </w:r>
+      <w:r>
+        <w:rPr>
+          <w:b/>
+          <w:color w:val="1F3A5F"/>
+          <w:sz w:val="24"/>
+        </w:rPr>
+        <w:t>Q35. How do you secure an Express app's error output?</w:t>
+      </w:r>
+      <w:r>
+        <w:rPr>
+          <w:color w:val="1F3A5F"/>
+          <w:sz w:val="24"/>
+        </w:rPr>
+      </w:r>
+    </w:p>
+    <w:p>
+      <w:r>
+        <w:rPr/>
+      </w:r>
+      <w:r>
+        <w:rPr>
+          <w:b/>
+        </w:rPr>
+        <w:t>Short answer:</w:t>
+      </w:r>
+      <w:r>
+        <w:rPr/>
+        <w:t xml:space="preserve"> Never return stack traces or internal messages in production; log them with a request ID and return a generic message.</w:t>
+      </w:r>
+    </w:p>
+    <w:p>
+      <w:r>
+        <w:rPr/>
+      </w:r>
+      <w:r>
+        <w:rPr>
+          <w:b/>
+        </w:rPr>
+        <w:t>Explanation:</w:t>
+      </w:r>
+      <w:r>
+        <w:rPr/>
+        <w:t xml:space="preserve"> </w:t>
+      </w:r>
+      <w:r>
+        <w:rPr>
+          <w:rFonts w:ascii="Courier New" w:hAnsi="Courier New"/>
+          <w:color w:val="B42318"/>
+          <w:sz w:val="20"/>
+        </w:rPr>
+        <w:t>NODE_ENV=production</w:t>
+      </w:r>
+      <w:r>
+        <w:rPr/>
+        <w:t xml:space="preserve"> also disables Express's verbose default error pages.</w:t>
+      </w:r>
+    </w:p>
+    <w:p>
+      <w:r>
+        <w:rPr/>
+      </w:r>
+      <w:r>
+        <w:rPr>
+          <w:b/>
+        </w:rPr>
+        <w:t>Example:</w:t>
+      </w:r>
+      <w:r>
+        <w:rPr/>
+        <w:t xml:space="preserve"> Return </w:t>
+      </w:r>
+      <w:r>
+        <w:rPr>
+          <w:rFonts w:ascii="Courier New" w:hAnsi="Courier New"/>
+          <w:color w:val="B42318"/>
+          <w:sz w:val="20"/>
+        </w:rPr>
+        <w:t>{ error: 'internal', requestId }</w:t>
+      </w:r>
+      <w:r>
+        <w:rPr/>
+        <w:t xml:space="preserve"> for 500s.</w:t>
+      </w:r>
+    </w:p>
+    <w:p>
+      <w:r>
+        <w:rPr/>
+      </w:r>
+      <w:r>
+        <w:rPr>
+          <w:b/>
+        </w:rPr>
+        <w:t>Say it like this:</w:t>
+      </w:r>
+      <w:r>
+        <w:rPr/>
+        <w:t xml:space="preserve"> "Clients get a request ID, not a stack trace. The details stay in our logs."</w:t>
+      </w:r>
+    </w:p>
+    <w:p>
+      <w:pPr>
+        <w:pBdr>
+          <w:bottom w:val="single" w:sz="6" w:space="1" w:color="BFC7D5"/>
+        </w:pBdr>
+      </w:pPr>
+    </w:p>
+    <w:p>
+      <w:pPr>
+        <w:keepNext/>
+        <w:spacing w:before="200"/>
+      </w:pPr>
+      <w:r>
+        <w:rPr>
+          <w:color w:val="1F3A5F"/>
+          <w:sz w:val="24"/>
+        </w:rPr>
+      </w:r>
+      <w:r>
+        <w:rPr>
+          <w:b/>
+          <w:color w:val="1F3A5F"/>
+          <w:sz w:val="24"/>
+        </w:rPr>
+        <w:t>Q36. How do you implement API key authentication for partners?</w:t>
+      </w:r>
+      <w:r>
+        <w:rPr>
+          <w:color w:val="1F3A5F"/>
+          <w:sz w:val="24"/>
+        </w:rPr>
+      </w:r>
+    </w:p>
+    <w:p>
+      <w:r>
+        <w:rPr/>
+      </w:r>
+      <w:r>
+        <w:rPr>
+          <w:b/>
+        </w:rPr>
+        <w:t>Short answer:</w:t>
+      </w:r>
+      <w:r>
+        <w:rPr/>
+        <w:t xml:space="preserve"> Issue random keys, store only their hashes, look them up by a prefix, scope them to permissions, rate limit per key, and support rotation.</w:t>
+      </w:r>
+    </w:p>
+    <w:p>
+      <w:r>
+        <w:rPr/>
+      </w:r>
+      <w:r>
+        <w:rPr>
+          <w:b/>
+        </w:rPr>
+        <w:t>Explanation:</w:t>
+      </w:r>
+      <w:r>
+        <w:rPr/>
+        <w:t xml:space="preserve"> Send keys in a header, never in URLs (they leak into logs).</w:t>
+      </w:r>
+    </w:p>
+    <w:p>
+      <w:r>
+        <w:rPr/>
+      </w:r>
+      <w:r>
+        <w:rPr>
+          <w:b/>
+        </w:rPr>
+        <w:t>Example:</w:t>
+      </w:r>
+      <w:r>
+        <w:rPr/>
+        <w:t xml:space="preserve"> Key </w:t>
+      </w:r>
+      <w:r>
+        <w:rPr>
+          <w:rFonts w:ascii="Courier New" w:hAnsi="Courier New"/>
+          <w:color w:val="B42318"/>
+          <w:sz w:val="20"/>
+        </w:rPr>
+        <w:t>pk_live_8f2a…</w:t>
+      </w:r>
+      <w:r>
+        <w:rPr/>
+        <w:t xml:space="preserve">; store </w:t>
+      </w:r>
+      <w:r>
+        <w:rPr>
+          <w:rFonts w:ascii="Courier New" w:hAnsi="Courier New"/>
+          <w:color w:val="B42318"/>
+          <w:sz w:val="20"/>
+        </w:rPr>
+        <w:t>sha256(key)</w:t>
+      </w:r>
+      <w:r>
+        <w:rPr/>
+        <w:t xml:space="preserve">; header </w:t>
+      </w:r>
+      <w:r>
+        <w:rPr>
+          <w:rFonts w:ascii="Courier New" w:hAnsi="Courier New"/>
+          <w:color w:val="B42318"/>
+          <w:sz w:val="20"/>
+        </w:rPr>
+        <w:t>Authorization: Bearer pk_live_…</w:t>
+      </w:r>
+      <w:r>
+        <w:rPr/>
+        <w:t>.</w:t>
+      </w:r>
+    </w:p>
+    <w:p>
+      <w:r>
+        <w:rPr/>
+      </w:r>
+      <w:r>
+        <w:rPr>
+          <w:b/>
+        </w:rPr>
+        <w:t>Say it like this:</w:t>
+      </w:r>
+      <w:r>
+        <w:rPr/>
+        <w:t xml:space="preserve"> "API keys are treated like passwords: hashed at rest, scoped, rate limited and rotatable."</w:t>
+      </w:r>
+    </w:p>
+    <w:p>
+      <w:pPr>
+        <w:pBdr>
+          <w:bottom w:val="single" w:sz="6" w:space="1" w:color="BFC7D5"/>
+        </w:pBdr>
+      </w:pPr>
+    </w:p>
+    <w:p>
+      <w:pPr>
+        <w:pStyle w:val="Heading2"/>
+        <w:pBdr>
+          <w:bottom w:val="single" w:sz="6" w:space="1" w:color="BFC7D5"/>
+        </w:pBdr>
+      </w:pPr>
+      <w:r>
+        <w:rPr/>
+        <w:t>🔴 More Advanced</w:t>
+      </w:r>
+    </w:p>
+    <w:p>
+      <w:pPr>
+        <w:keepNext/>
+        <w:spacing w:before="200"/>
+      </w:pPr>
+      <w:r>
+        <w:rPr>
+          <w:color w:val="1F3A5F"/>
+          <w:sz w:val="24"/>
+        </w:rPr>
+      </w:r>
+      <w:r>
+        <w:rPr>
+          <w:b/>
+          <w:color w:val="1F3A5F"/>
+          <w:sz w:val="24"/>
+        </w:rPr>
+        <w:t>Q37. How do you run Express behind a reverse proxy correctly?</w:t>
+      </w:r>
+      <w:r>
+        <w:rPr>
+          <w:color w:val="1F3A5F"/>
+          <w:sz w:val="24"/>
+        </w:rPr>
+      </w:r>
+    </w:p>
+    <w:p>
+      <w:r>
+        <w:rPr/>
+      </w:r>
+      <w:r>
+        <w:rPr>
+          <w:b/>
+        </w:rPr>
+        <w:t>Short answer:</w:t>
+      </w:r>
+      <w:r>
+        <w:rPr/>
+        <w:t xml:space="preserve"> Set </w:t>
+      </w:r>
+      <w:r>
+        <w:rPr>
+          <w:rFonts w:ascii="Courier New" w:hAnsi="Courier New"/>
+          <w:color w:val="B42318"/>
+          <w:sz w:val="20"/>
+        </w:rPr>
+        <w:t>trust proxy</w:t>
+      </w:r>
+      <w:r>
+        <w:rPr/>
+        <w:t xml:space="preserve"> to the number of proxies so </w:t>
+      </w:r>
+      <w:r>
+        <w:rPr>
+          <w:rFonts w:ascii="Courier New" w:hAnsi="Courier New"/>
+          <w:color w:val="B42318"/>
+          <w:sz w:val="20"/>
+        </w:rPr>
+        <w:t>req.ip</w:t>
+      </w:r>
+      <w:r>
+        <w:rPr/>
+        <w:t xml:space="preserve">, </w:t>
+      </w:r>
+      <w:r>
+        <w:rPr>
+          <w:rFonts w:ascii="Courier New" w:hAnsi="Courier New"/>
+          <w:color w:val="B42318"/>
+          <w:sz w:val="20"/>
+        </w:rPr>
+        <w:t>req.protocol</w:t>
+      </w:r>
+      <w:r>
+        <w:rPr/>
+        <w:t xml:space="preserve"> and secure cookies use the forwarded headers.</w:t>
+      </w:r>
+    </w:p>
+    <w:p>
+      <w:r>
+        <w:rPr/>
+      </w:r>
+      <w:r>
+        <w:rPr>
+          <w:b/>
+        </w:rPr>
+        <w:t>Explanation:</w:t>
+      </w:r>
+      <w:r>
+        <w:rPr/>
+        <w:t xml:space="preserve"> Trusting all proxies lets clients spoof </w:t>
+      </w:r>
+      <w:r>
+        <w:rPr>
+          <w:rFonts w:ascii="Courier New" w:hAnsi="Courier New"/>
+          <w:color w:val="B42318"/>
+          <w:sz w:val="20"/>
+        </w:rPr>
+        <w:t>X-Forwarded-For</w:t>
+      </w:r>
+      <w:r>
+        <w:rPr/>
+        <w:t xml:space="preserve"> and bypass IP rate limits.</w:t>
+      </w:r>
+    </w:p>
+    <w:p>
+      <w:r>
+        <w:rPr/>
+      </w:r>
+      <w:r>
+        <w:rPr>
+          <w:b/>
+        </w:rPr>
+        <w:t>Example:</w:t>
+      </w:r>
+      <w:r>
+        <w:rPr/>
+        <w:t xml:space="preserve"> </w:t>
+      </w:r>
+      <w:r>
+        <w:rPr>
+          <w:rFonts w:ascii="Courier New" w:hAnsi="Courier New"/>
+          <w:color w:val="B42318"/>
+          <w:sz w:val="20"/>
+        </w:rPr>
+        <w:t>app.set('trust proxy', 1)</w:t>
+      </w:r>
+      <w:r>
+        <w:rPr/>
+        <w:t xml:space="preserve"> behind a single ALB.</w:t>
+      </w:r>
+    </w:p>
+    <w:p>
+      <w:r>
+        <w:rPr/>
+      </w:r>
+      <w:r>
+        <w:rPr>
+          <w:b/>
+        </w:rPr>
+        <w:t>Say it like this:</w:t>
+      </w:r>
+      <w:r>
+        <w:rPr/>
+        <w:t xml:space="preserve"> "trust proxy should match the real number of proxies, otherwise rate limiting by IP can be bypassed."</w:t>
+      </w:r>
+    </w:p>
+    <w:p>
+      <w:pPr>
+        <w:pBdr>
+          <w:bottom w:val="single" w:sz="6" w:space="1" w:color="BFC7D5"/>
+        </w:pBdr>
+      </w:pPr>
+    </w:p>
+    <w:p>
+      <w:pPr>
+        <w:keepNext/>
+        <w:spacing w:before="200"/>
+      </w:pPr>
+      <w:r>
+        <w:rPr>
+          <w:color w:val="1F3A5F"/>
+          <w:sz w:val="24"/>
+        </w:rPr>
+      </w:r>
+      <w:r>
+        <w:rPr>
+          <w:b/>
+          <w:color w:val="1F3A5F"/>
+          <w:sz w:val="24"/>
+        </w:rPr>
+        <w:t>Q38. How would you migrate from Express 4 to Express 5?</w:t>
+      </w:r>
+      <w:r>
+        <w:rPr>
+          <w:color w:val="1F3A5F"/>
+          <w:sz w:val="24"/>
+        </w:rPr>
+      </w:r>
+    </w:p>
+    <w:p>
+      <w:r>
+        <w:rPr/>
+      </w:r>
+      <w:r>
+        <w:rPr>
+          <w:b/>
+        </w:rPr>
+        <w:t>Short answer:</w:t>
+      </w:r>
+      <w:r>
+        <w:rPr/>
+        <w:t xml:space="preserve"> Update the dependency, fix removed APIs (</w:t>
+      </w:r>
+      <w:r>
+        <w:rPr>
+          <w:rFonts w:ascii="Courier New" w:hAnsi="Courier New"/>
+          <w:color w:val="B42318"/>
+          <w:sz w:val="20"/>
+        </w:rPr>
+        <w:t>req.param</w:t>
+      </w:r>
+      <w:r>
+        <w:rPr/>
+        <w:t xml:space="preserve">, </w:t>
+      </w:r>
+      <w:r>
+        <w:rPr>
+          <w:rFonts w:ascii="Courier New" w:hAnsi="Courier New"/>
+          <w:color w:val="B42318"/>
+          <w:sz w:val="20"/>
+        </w:rPr>
+        <w:t>res.send(status)</w:t>
+      </w:r>
+      <w:r>
+        <w:rPr/>
+        <w:t>), update path syntax for wildcards, and drop async wrappers since rejections are handled.</w:t>
+      </w:r>
+    </w:p>
+    <w:p>
+      <w:r>
+        <w:rPr/>
+      </w:r>
+      <w:r>
+        <w:rPr>
+          <w:b/>
+        </w:rPr>
+        <w:t>Explanation:</w:t>
+      </w:r>
+      <w:r>
+        <w:rPr/>
+        <w:t xml:space="preserve"> Run the full test suite; path-to-regexp changes can silently change route matching.</w:t>
+      </w:r>
+    </w:p>
+    <w:p>
+      <w:r>
+        <w:rPr/>
+      </w:r>
+      <w:r>
+        <w:rPr>
+          <w:b/>
+        </w:rPr>
+        <w:t>Example:</w:t>
+      </w:r>
+      <w:r>
+        <w:rPr/>
+        <w:t xml:space="preserve"> </w:t>
+      </w:r>
+      <w:r>
+        <w:rPr>
+          <w:rFonts w:ascii="Courier New" w:hAnsi="Courier New"/>
+          <w:color w:val="B42318"/>
+          <w:sz w:val="20"/>
+        </w:rPr>
+        <w:t>app.get('/*', …)</w:t>
+      </w:r>
+      <w:r>
+        <w:rPr/>
+        <w:t xml:space="preserve"> becomes </w:t>
+      </w:r>
+      <w:r>
+        <w:rPr>
+          <w:rFonts w:ascii="Courier New" w:hAnsi="Courier New"/>
+          <w:color w:val="B42318"/>
+          <w:sz w:val="20"/>
+        </w:rPr>
+        <w:t>app.get('/*splat', …)</w:t>
+      </w:r>
+      <w:r>
+        <w:rPr/>
+        <w:t>.</w:t>
+      </w:r>
+    </w:p>
+    <w:p>
+      <w:r>
+        <w:rPr/>
+      </w:r>
+      <w:r>
+        <w:rPr>
+          <w:b/>
+        </w:rPr>
+        <w:t>Say it like this:</w:t>
+      </w:r>
+      <w:r>
+        <w:rPr/>
+        <w:t xml:space="preserve"> "The main wins are native async error handling and stricter routing; the risk is route-matching changes, so tests matter."</w:t>
+      </w:r>
+    </w:p>
+    <w:p>
+      <w:pPr>
+        <w:pBdr>
+          <w:bottom w:val="single" w:sz="6" w:space="1" w:color="BFC7D5"/>
+        </w:pBdr>
+      </w:pPr>
+    </w:p>
+    <w:p>
+      <w:pPr>
+        <w:keepNext/>
+        <w:spacing w:before="200"/>
+      </w:pPr>
+      <w:r>
+        <w:rPr>
+          <w:color w:val="1F3A5F"/>
+          <w:sz w:val="24"/>
+        </w:rPr>
+      </w:r>
+      <w:r>
+        <w:rPr>
+          <w:b/>
+          <w:color w:val="1F3A5F"/>
+          <w:sz w:val="24"/>
+        </w:rPr>
+        <w:t>Q39. How do you stream large responses from Express?</w:t>
+      </w:r>
+      <w:r>
+        <w:rPr>
+          <w:color w:val="1F3A5F"/>
+          <w:sz w:val="24"/>
+        </w:rPr>
+      </w:r>
+    </w:p>
+    <w:p>
+      <w:r>
+        <w:rPr/>
+      </w:r>
+      <w:r>
+        <w:rPr>
+          <w:b/>
+        </w:rPr>
+        <w:t>Short answer:</w:t>
+      </w:r>
+      <w:r>
+        <w:rPr/>
+        <w:t xml:space="preserve"> Write chunks with </w:t>
+      </w:r>
+      <w:r>
+        <w:rPr>
+          <w:rFonts w:ascii="Courier New" w:hAnsi="Courier New"/>
+          <w:color w:val="B42318"/>
+          <w:sz w:val="20"/>
+        </w:rPr>
+        <w:t>res.write</w:t>
+      </w:r>
+      <w:r>
+        <w:rPr/>
+        <w:t xml:space="preserve"> or pipe a stream into </w:t>
+      </w:r>
+      <w:r>
+        <w:rPr>
+          <w:rFonts w:ascii="Courier New" w:hAnsi="Courier New"/>
+          <w:color w:val="B42318"/>
+          <w:sz w:val="20"/>
+        </w:rPr>
+        <w:t>res</w:t>
+      </w:r>
+      <w:r>
+        <w:rPr/>
+        <w:t>, set the right headers, handle client disconnects, and respect backpressure.</w:t>
+      </w:r>
+    </w:p>
+    <w:p>
+      <w:r>
+        <w:rPr/>
+      </w:r>
+      <w:r>
+        <w:rPr>
+          <w:b/>
+        </w:rPr>
+        <w:t>Explanation:</w:t>
+      </w:r>
+      <w:r>
+        <w:rPr/>
+        <w:t xml:space="preserve"> Use </w:t>
+      </w:r>
+      <w:r>
+        <w:rPr>
+          <w:rFonts w:ascii="Courier New" w:hAnsi="Courier New"/>
+          <w:color w:val="B42318"/>
+          <w:sz w:val="20"/>
+        </w:rPr>
+        <w:t>pipeline</w:t>
+      </w:r>
+      <w:r>
+        <w:rPr/>
+        <w:t xml:space="preserve"> so errors and disconnects clean up properly.</w:t>
+      </w:r>
+    </w:p>
+    <w:p>
+      <w:r>
+        <w:rPr/>
+      </w:r>
+      <w:r>
+        <w:rPr>
+          <w:b/>
+        </w:rPr>
+        <w:t>Example:</w:t>
+      </w:r>
+      <w:r>
+        <w:rPr/>
+        <w:t xml:space="preserve"> CSV export: database cursor → CSV transform → </w:t>
+      </w:r>
+      <w:r>
+        <w:rPr>
+          <w:rFonts w:ascii="Courier New" w:hAnsi="Courier New"/>
+          <w:color w:val="B42318"/>
+          <w:sz w:val="20"/>
+        </w:rPr>
+        <w:t>res</w:t>
+      </w:r>
+      <w:r>
+        <w:rPr/>
+        <w:t>.</w:t>
+      </w:r>
+    </w:p>
+    <w:p>
+      <w:r>
+        <w:rPr/>
+      </w:r>
+      <w:r>
+        <w:rPr>
+          <w:b/>
+        </w:rPr>
+        <w:t>Say it like this:</w:t>
+      </w:r>
+      <w:r>
+        <w:rPr/>
+        <w:t xml:space="preserve"> "Large responses are streamed with pipeline, so memory stays flat and a disconnected client stops the work."</w:t>
+      </w:r>
+    </w:p>
+    <w:p>
+      <w:pPr>
+        <w:pBdr>
+          <w:bottom w:val="single" w:sz="6" w:space="1" w:color="BFC7D5"/>
+        </w:pBdr>
+      </w:pPr>
+    </w:p>
+    <w:p>
+      <w:pPr>
+        <w:keepNext/>
+        <w:spacing w:before="200"/>
+      </w:pPr>
+      <w:r>
+        <w:rPr>
+          <w:color w:val="1F3A5F"/>
+          <w:sz w:val="24"/>
+        </w:rPr>
+      </w:r>
+      <w:r>
+        <w:rPr>
+          <w:b/>
+          <w:color w:val="1F3A5F"/>
+          <w:sz w:val="24"/>
+        </w:rPr>
+        <w:t>Q40. How do you implement multi-tenancy in Express?</w:t>
+      </w:r>
+      <w:r>
+        <w:rPr>
+          <w:color w:val="1F3A5F"/>
+          <w:sz w:val="24"/>
+        </w:rPr>
+      </w:r>
+    </w:p>
+    <w:p>
+      <w:r>
+        <w:rPr/>
+      </w:r>
+      <w:r>
+        <w:rPr>
+          <w:b/>
+        </w:rPr>
+        <w:t>Short answer:</w:t>
+      </w:r>
+      <w:r>
+        <w:rPr/>
+        <w:t xml:space="preserve"> Resolve the tenant from the verified token in auth middleware, store it on </w:t>
+      </w:r>
+      <w:r>
+        <w:rPr>
+          <w:rFonts w:ascii="Courier New" w:hAnsi="Courier New"/>
+          <w:color w:val="B42318"/>
+          <w:sz w:val="20"/>
+        </w:rPr>
+        <w:t>req</w:t>
+      </w:r>
+      <w:r>
+        <w:rPr/>
+        <w:t xml:space="preserve"> or in AsyncLocalStorage, and enforce it in every query.</w:t>
+      </w:r>
+    </w:p>
+    <w:p>
+      <w:r>
+        <w:rPr/>
+      </w:r>
+      <w:r>
+        <w:rPr>
+          <w:b/>
+        </w:rPr>
+        <w:t>Explanation:</w:t>
+      </w:r>
+      <w:r>
+        <w:rPr/>
+        <w:t xml:space="preserve"> Never trust a tenant ID from the body, query or header.</w:t>
+      </w:r>
+    </w:p>
+    <w:p>
+      <w:r>
+        <w:rPr/>
+      </w:r>
+      <w:r>
+        <w:rPr>
+          <w:b/>
+        </w:rPr>
+        <w:t>Example:</w:t>
+      </w:r>
+      <w:r>
+        <w:rPr/>
+        <w:t xml:space="preserve"> </w:t>
+      </w:r>
+      <w:r>
+        <w:rPr>
+          <w:rFonts w:ascii="Courier New" w:hAnsi="Courier New"/>
+          <w:color w:val="B42318"/>
+          <w:sz w:val="20"/>
+        </w:rPr>
+        <w:t>req.tenantId = req.user.tid;</w:t>
+      </w:r>
+      <w:r>
+        <w:rPr/>
+        <w:t xml:space="preserve"> repositories require </w:t>
+      </w:r>
+      <w:r>
+        <w:rPr>
+          <w:rFonts w:ascii="Courier New" w:hAnsi="Courier New"/>
+          <w:color w:val="B42318"/>
+          <w:sz w:val="20"/>
+        </w:rPr>
+        <w:t>tenantId</w:t>
+      </w:r>
+      <w:r>
+        <w:rPr/>
+        <w:t xml:space="preserve"> as an argument.</w:t>
+      </w:r>
+    </w:p>
+    <w:p>
+      <w:r>
+        <w:rPr/>
+      </w:r>
+      <w:r>
+        <w:rPr>
+          <w:b/>
+        </w:rPr>
+        <w:t>Say it like this:</w:t>
+      </w:r>
+      <w:r>
+        <w:rPr/>
+        <w:t xml:space="preserve"> "The tenant comes only from the verified token, and the data layer requires it, so it can't be forgotten."</w:t>
+      </w:r>
+    </w:p>
+    <w:p>
+      <w:pPr>
+        <w:pBdr>
+          <w:bottom w:val="single" w:sz="6" w:space="1" w:color="BFC7D5"/>
+        </w:pBdr>
+      </w:pPr>
+    </w:p>
+    <w:p>
+      <w:pPr>
+        <w:pStyle w:val="Heading2"/>
+        <w:pBdr>
+          <w:bottom w:val="single" w:sz="6" w:space="1" w:color="BFC7D5"/>
+        </w:pBdr>
+      </w:pPr>
+      <w:r>
+        <w:rPr/>
+        <w:t>🧩 More Scenarios</w:t>
+      </w:r>
+    </w:p>
+    <w:p>
+      <w:pPr>
+        <w:keepNext/>
+        <w:spacing w:before="200"/>
+      </w:pPr>
+      <w:r>
+        <w:rPr>
+          <w:color w:val="1F3A5F"/>
+          <w:sz w:val="24"/>
+        </w:rPr>
+      </w:r>
+      <w:r>
+        <w:rPr>
+          <w:b/>
+          <w:color w:val="1F3A5F"/>
+          <w:sz w:val="24"/>
+        </w:rPr>
+        <w:t>Q41. Users behind the same office IP keep getting rate-limited. Why?</w:t>
+      </w:r>
+      <w:r>
+        <w:rPr>
+          <w:color w:val="1F3A5F"/>
+          <w:sz w:val="24"/>
+        </w:rPr>
+      </w:r>
+    </w:p>
+    <w:p>
+      <w:r>
+        <w:rPr/>
+      </w:r>
+      <w:r>
+        <w:rPr>
+          <w:b/>
+        </w:rPr>
+        <w:t>Short answer:</w:t>
+      </w:r>
+      <w:r>
+        <w:rPr/>
+        <w:t xml:space="preserve"> Limits are keyed only by IP, and many users share one NAT address.</w:t>
+      </w:r>
+    </w:p>
+    <w:p>
+      <w:r>
+        <w:rPr/>
+      </w:r>
+      <w:r>
+        <w:rPr>
+          <w:b/>
+        </w:rPr>
+        <w:t>Explanation:</w:t>
+      </w:r>
+      <w:r>
+        <w:rPr/>
+        <w:t xml:space="preserve"> Key authenticated routes by user or API key; use IP only for unauthenticated endpoints, with higher limits.</w:t>
+      </w:r>
+    </w:p>
+    <w:p>
+      <w:r>
+        <w:rPr/>
+      </w:r>
+      <w:r>
+        <w:rPr>
+          <w:b/>
+        </w:rPr>
+        <w:t>Example:</w:t>
+      </w:r>
+      <w:r>
+        <w:rPr/>
+        <w:t xml:space="preserve"> Login limited per IP and per account; API limited per user.</w:t>
+      </w:r>
+    </w:p>
+    <w:p>
+      <w:r>
+        <w:rPr/>
+      </w:r>
+      <w:r>
+        <w:rPr>
+          <w:b/>
+        </w:rPr>
+        <w:t>Say it like this:</w:t>
+      </w:r>
+      <w:r>
+        <w:rPr/>
+        <w:t xml:space="preserve"> "IP is a bad identity behind NAT, so authenticated traffic is limited per user instead."</w:t>
+      </w:r>
+    </w:p>
+    <w:p>
+      <w:pPr>
+        <w:pBdr>
+          <w:bottom w:val="single" w:sz="6" w:space="1" w:color="BFC7D5"/>
+        </w:pBdr>
+      </w:pPr>
+    </w:p>
+    <w:p>
+      <w:pPr>
+        <w:keepNext/>
+        <w:spacing w:before="200"/>
+      </w:pPr>
+      <w:r>
+        <w:rPr>
+          <w:color w:val="1F3A5F"/>
+          <w:sz w:val="24"/>
+        </w:rPr>
+      </w:r>
+      <w:r>
+        <w:rPr>
+          <w:b/>
+          <w:color w:val="1F3A5F"/>
+          <w:sz w:val="24"/>
+        </w:rPr>
+        <w:t>Q42. Memory grows steadily in an Express app. Where do you look first?</w:t>
+      </w:r>
+      <w:r>
+        <w:rPr>
+          <w:color w:val="1F3A5F"/>
+          <w:sz w:val="24"/>
+        </w:rPr>
+      </w:r>
+    </w:p>
+    <w:p>
+      <w:r>
+        <w:rPr/>
+      </w:r>
+      <w:r>
+        <w:rPr>
+          <w:b/>
+        </w:rPr>
+        <w:t>Short answer:</w:t>
+      </w:r>
+      <w:r>
+        <w:rPr/>
+        <w:t xml:space="preserve"> In-memory caches or maps without limits, listeners added per request, and session stores kept in memory.</w:t>
+      </w:r>
+    </w:p>
+    <w:p>
+      <w:r>
+        <w:rPr/>
+      </w:r>
+      <w:r>
+        <w:rPr>
+          <w:b/>
+        </w:rPr>
+        <w:t>Explanation:</w:t>
+      </w:r>
+      <w:r>
+        <w:rPr/>
+        <w:t xml:space="preserve"> The default </w:t>
+      </w:r>
+      <w:r>
+        <w:rPr>
+          <w:rFonts w:ascii="Courier New" w:hAnsi="Courier New"/>
+          <w:color w:val="B42318"/>
+          <w:sz w:val="20"/>
+        </w:rPr>
+        <w:t>express-session</w:t>
+      </w:r>
+      <w:r>
+        <w:rPr/>
+        <w:t xml:space="preserve"> MemoryStore leaks and isn't for production.</w:t>
+      </w:r>
+    </w:p>
+    <w:p>
+      <w:r>
+        <w:rPr/>
+      </w:r>
+      <w:r>
+        <w:rPr>
+          <w:b/>
+        </w:rPr>
+        <w:t>Example:</w:t>
+      </w:r>
+      <w:r>
+        <w:rPr/>
+        <w:t xml:space="preserve"> Switching sessions to Redis stopped the growth.</w:t>
+      </w:r>
+    </w:p>
+    <w:p>
+      <w:r>
+        <w:rPr/>
+      </w:r>
+      <w:r>
+        <w:rPr>
+          <w:b/>
+        </w:rPr>
+        <w:t>Say it like this:</w:t>
+      </w:r>
+      <w:r>
+        <w:rPr/>
+        <w:t xml:space="preserve"> "Anything stored in process memory per user or per request is the first suspect, especially the default session store."</w:t>
+      </w:r>
+    </w:p>
+    <w:p>
+      <w:pPr>
+        <w:pBdr>
+          <w:bottom w:val="single" w:sz="6" w:space="1" w:color="BFC7D5"/>
+        </w:pBdr>
+      </w:pPr>
+    </w:p>
+    <w:p>
+      <w:pPr>
+        <w:keepNext/>
+        <w:spacing w:before="200"/>
+      </w:pPr>
+      <w:r>
+        <w:rPr>
+          <w:color w:val="1F3A5F"/>
+          <w:sz w:val="24"/>
+        </w:rPr>
+      </w:r>
+      <w:r>
+        <w:rPr>
+          <w:b/>
+          <w:color w:val="1F3A5F"/>
+          <w:sz w:val="24"/>
+        </w:rPr>
+        <w:t>Q43. A route works locally but returns 413 in production. Why?</w:t>
+      </w:r>
+      <w:r>
+        <w:rPr>
+          <w:color w:val="1F3A5F"/>
+          <w:sz w:val="24"/>
+        </w:rPr>
+      </w:r>
+    </w:p>
+    <w:p>
+      <w:r>
+        <w:rPr/>
+      </w:r>
+      <w:r>
+        <w:rPr>
+          <w:b/>
+        </w:rPr>
+        <w:t>Short answer:</w:t>
+      </w:r>
+      <w:r>
+        <w:rPr/>
+        <w:t xml:space="preserve"> The body exceeds a size limit somewhere: Express's </w:t>
+      </w:r>
+      <w:r>
+        <w:rPr>
+          <w:rFonts w:ascii="Courier New" w:hAnsi="Courier New"/>
+          <w:color w:val="B42318"/>
+          <w:sz w:val="20"/>
+        </w:rPr>
+        <w:t>json({ limit })</w:t>
+      </w:r>
+      <w:r>
+        <w:rPr/>
+        <w:t xml:space="preserve">, Nginx </w:t>
+      </w:r>
+      <w:r>
+        <w:rPr>
+          <w:rFonts w:ascii="Courier New" w:hAnsi="Courier New"/>
+          <w:color w:val="B42318"/>
+          <w:sz w:val="20"/>
+        </w:rPr>
+        <w:t>client_max_body_size</w:t>
+      </w:r>
+      <w:r>
+        <w:rPr/>
+        <w:t>, or the load balancer.</w:t>
+      </w:r>
+    </w:p>
+    <w:p>
+      <w:r>
+        <w:rPr/>
+      </w:r>
+      <w:r>
+        <w:rPr>
+          <w:b/>
+        </w:rPr>
+        <w:t>Explanation:</w:t>
+      </w:r>
+      <w:r>
+        <w:rPr/>
+        <w:t xml:space="preserve"> Raise the limit deliberately or switch large payloads to uploads.</w:t>
+      </w:r>
+    </w:p>
+    <w:p>
+      <w:r>
+        <w:rPr/>
+      </w:r>
+      <w:r>
+        <w:rPr>
+          <w:b/>
+        </w:rPr>
+        <w:t>Example:</w:t>
+      </w:r>
+      <w:r>
+        <w:rPr/>
+        <w:t xml:space="preserve"> Nginx defaults to 1 MB; the import file was 3 MB.</w:t>
+      </w:r>
+    </w:p>
+    <w:p>
+      <w:r>
+        <w:rPr/>
+      </w:r>
+      <w:r>
+        <w:rPr>
+          <w:b/>
+        </w:rPr>
+        <w:t>Say it like this:</w:t>
+      </w:r>
+      <w:r>
+        <w:rPr/>
+        <w:t xml:space="preserve"> "413 means some layer's body limit was hit, so I check each hop, not just Express."</w:t>
+      </w:r>
+    </w:p>
+    <w:p>
+      <w:pPr>
+        <w:pBdr>
+          <w:bottom w:val="single" w:sz="6" w:space="1" w:color="BFC7D5"/>
+        </w:pBdr>
+      </w:pPr>
+    </w:p>
+    <w:p>
+      <w:pPr>
+        <w:pStyle w:val="Heading2"/>
+        <w:pBdr>
+          <w:bottom w:val="single" w:sz="6" w:space="1" w:color="BFC7D5"/>
+        </w:pBdr>
+      </w:pPr>
+      <w:r>
+        <w:rPr/>
+        <w:t>🎯 From Your Resume</w:t>
+      </w:r>
+    </w:p>
+    <w:p>
+      <w:pPr>
+        <w:keepNext/>
+        <w:spacing w:before="200"/>
+      </w:pPr>
+      <w:r>
+        <w:rPr>
+          <w:color w:val="1F3A5F"/>
+          <w:sz w:val="24"/>
+        </w:rPr>
+      </w:r>
+      <w:r>
+        <w:rPr>
+          <w:b/>
+          <w:color w:val="1F3A5F"/>
+          <w:sz w:val="24"/>
+        </w:rPr>
+        <w:t>Q44. "How did the Blood Bank app enforce different roles?"</w:t>
       </w:r>
       <w:r>
         <w:rPr>
